--- a/보고서/서식4_20260923/안동이어드림_서식4_활용사례_20260923.docx
+++ b/보고서/서식4_20260923/안동이어드림_서식4_활용사례_20260923.docx
@@ -223,7 +223,7 @@
                 <w:b w:val="0"/>
                 <w:sz w:val="20"/>
               </w:rPr>
-              <w:t>코레일 안동역 시간대별 승하차(2024.1~2026.8), 한국철도공사 8대 도시(안동) 가명결합 분석(2022.4~6), 소상공인 상가(상권)정보(2026.6), 안동시 디지털관광주민증 혜택업체·이용 건수(정보공개청구), 주민증 가맹점별 이용 실적, 관광지식정보시스템 주요관광지점 입장객, 안동시 버스정보시스템 시간표, 팀 현장조사</w:t>
+              <w:t>코레일 안동역 시간대별 승하차(2024.1~2026.8), 한국철도공사 8대 도시(안동) 가명결합 분석(2022.4~6), 소상공인 상가(상권)정보(2026.6), 안동시 디지털관광주민증 혜택업체·이용 건수(정보공개청구), 주민증 가맹점별 이용 실적, 관광지식정보시스템 주요관광지점 입장객, 안동시 버스정보시스템 시간표, 팀 온라인 설문(103명, 2026.9.23~24), 팀 현장조사</w:t>
             </w:r>
           </w:p>
         </w:tc>
@@ -367,7 +367,7 @@
                 <w:b w:val="0"/>
                 <w:sz w:val="20"/>
               </w:rPr>
-              <w:t>[9/26 현장조사 후 입력] 원도심 식당 섭외 동의 ○곳/○곳 · 안내카드 ○장 배포 중 QR 접속 ○건 · 저녁 원도심→월영교 택시 대기 ○분, 요금 ○원 · 반사실 설문 ○명 중 "혜택 없어도 체험" ○%</w:t>
+              <w:t>온라인 설문 103명(안동 방문 경험 72명) 수행 · [9/26 현장조사 후 입력] 원도심 식당 섭외 동의 ○곳/○곳 · 안내카드 ○장 배포 중 QR 접속 ○건 · 저녁 원도심→월영교 택시 대기 ○분, 요금 ○원 · 반사실 설문 ○명 중 "혜택 없어도 체험" ○%</w:t>
             </w:r>
           </w:p>
         </w:tc>
@@ -523,6 +523,19 @@
         <w:t>(112번 막차 18:45), 18시 이후 운영하는 체험은 월영교 문보트·황포돛배뿐</w:t>
       </w:r>
     </w:p>
+    <w:p>
+      <w:pPr>
+        <w:ind w:left="227" w:hanging="227"/>
+      </w:pPr>
+      <w:r>
+        <w:rPr>
+          <w:rFonts w:ascii="함초롬바탕" w:hAnsi="함초롬바탕" w:eastAsia="함초롬바탕"/>
+          <w:b w:val="0"/>
+          <w:sz w:val="22"/>
+        </w:rPr>
+        <w:t>○ [방문객 응답] 팀 설문(방문 경험 72명): 시내버스 이용자 73%(22/30)가 불편, 20시 이후 월영교 주변 식당·편의시설 부족 53%(38/72)</w:t>
+      </w:r>
+    </w:p>
     <w:tbl>
       <w:tblPr>
         <w:tblStyle w:val="TableGrid"/>
@@ -590,7 +603,7 @@
           <w:b w:val="0"/>
           <w:sz w:val="22"/>
         </w:rPr>
-        <w:t>○ ② 운영 시간 창: [코레일] 안동역 주말 시간대별 승차(전 열차, 2026년 1~8월) → 18~19시 13,454명 최대, 막차 21~22시, 22시 이후 0명 → 릴레이 18:30~21:00</w:t>
+        <w:t>○ ② 운영 시간 창: [코레일] 안동역 주말 시간대별 승차(전 열차, 2026년 1~8월) → 18~19시 13,454명 최대, 막차 21~22시, 22시 이후 0명 → 릴레이 18:30~21:00. [팀 설문] 당일 귀가자의 58%(23/40)가 20~22시 막차 시간대에 귀가</w:t>
       </w:r>
     </w:p>
     <w:p>
@@ -882,7 +895,7 @@
                 <w:b w:val="0"/>
                 <w:sz w:val="19"/>
               </w:rPr>
-              <w:t>방문 1위 동에 혜택 0곳. 주민증 앱만으로는 이용률 0.06%</w:t>
+              <w:t>방문 1위 동에 혜택 0곳. 주민증 앱만으로는 이용률 0.06%. 설문: 유료 체험을 망설이는 이유 중 가격은 14%, 정보·예약·이동이 83%</w:t>
             </w:r>
           </w:p>
         </w:tc>

--- a/보고서/서식4_20260923/안동이어드림_서식4_활용사례_20260923.docx
+++ b/보고서/서식4_20260923/안동이어드림_서식4_활용사례_20260923.docx
@@ -223,7 +223,7 @@
                 <w:b w:val="0"/>
                 <w:sz w:val="20"/>
               </w:rPr>
-              <w:t>코레일 안동역 시간대별 승하차(2024.1~2026.8), 한국철도공사 8대 도시(안동) 가명결합 분석(2022.4~6), 소상공인 상가(상권)정보(2026.6), 안동시 디지털관광주민증 혜택업체·이용 건수(정보공개청구), 주민증 가맹점별 이용 실적, 관광지식정보시스템 주요관광지점 입장객, 안동시 버스정보시스템 시간표, 팀 온라인 설문(103명, 2026.9.23~24), 팀 현장조사</w:t>
+              <w:t>코레일 안동역 시간대별 승하차(2024.1~2026.8), 한국철도공사 8대 도시(안동) 가명결합 분석(2022.4~6), 소상공인 상가(상권)정보(2026.6), 안동시 디지털관광주민증 혜택업체·이용 건수(정보공개청구), 주민증 가맹점별 이용 실적, 관광지식정보시스템 주요관광지점 입장객, 안동시 버스정보시스템 시간표, 팀 온라인 설문(103명, 2026.9.23~24), 팀 현장 확인(월영교 1km 음식점 영업 종료)</w:t>
             </w:r>
           </w:p>
         </w:tc>
@@ -321,7 +321,7 @@
                 <w:b w:val="0"/>
                 <w:sz w:val="20"/>
               </w:rPr>
-              <w:t>데이터랩 방문·소비·시간대 데이터와 철도·상가·주민증 데이터를 결합해 "방문 1위 원도심에 혜택 0곳", "19시 이후 대중교통 0회·주점 0곳"의 공백을 찾고, 원도심과 월영교를 잇는 3단계 야간 릴레이의 운영안·효과 추정·사후 검증계획을 설계</w:t>
+              <w:t>데이터랩 방문·소비·시간대 데이터와 철도·상가·주민증 데이터를 결합해 "방문 1위 원도심에 혜택 0곳", "19시 이후 대중교통 0회·주점 0곳"의 공백을 찾고, 원도심과 월영교를 잇는 3단계 야간 릴레이의 운영안·효과 추정·시행 후 효과 평가 계획을 설계</w:t>
             </w:r>
           </w:p>
         </w:tc>
@@ -367,7 +367,7 @@
                 <w:b w:val="0"/>
                 <w:sz w:val="20"/>
               </w:rPr>
-              <w:t>온라인 설문 103명(안동 방문 경험 72명) 수행 · [9/26 현장조사 후 입력] 원도심 식당 섭외 동의 ○곳/○곳 · 안내카드 ○장 배포 중 QR 접속 ○건 · 저녁 원도심→월영교 택시 대기 ○분, 요금 ○원 · 반사실 설문 ○명 중 "혜택 없어도 체험" ○%</w:t>
+              <w:t>온라인 설문 103명(안동 방문 경험 72명) 수행</w:t>
             </w:r>
           </w:p>
         </w:tc>
@@ -642,7 +642,7 @@
           <w:b w:val="0"/>
           <w:sz w:val="22"/>
         </w:rPr>
-        <w:t>○ ⑤ 효과 추정: [주민증] 가맹 26곳 이용 실적 회귀(음이항) + [데이터랩] 문화관광축제 56개 방문당 소비 + 체험 가격 27개로 파라미터를 추정하고 몬테카를로 1만 회·민감도 분석으로 효과 범위 계산</w:t>
+        <w:t>○ ⑤ 효과 추정: [주민증] 가맹 26곳 이용 건수 회귀(과산포 검정 후 음이항) + [데이터랩] 문화관광축제 56개 방문당 소비 + 체험 가격 27개로 파라미터를 추정하고 몬테카를로 1만 회·민감도 분석으로 효과 범위 계산</w:t>
       </w:r>
     </w:p>
     <w:p>
@@ -1176,7 +1176,7 @@
                 <w:b w:val="0"/>
                 <w:sz w:val="18"/>
               </w:rPr>
-              <w:t>* 시행 전이므로 분석 성과·현장 관측·조건부 예상 효과·사후 검증을 나눠 기재</w:t>
+              <w:t>* 시행 전이므로 분석 성과·조건부 예상 효과·필요 조건·시행 후 평가를 나눠 기재</w:t>
             </w:r>
           </w:p>
         </w:tc>
@@ -1198,19 +1198,6 @@
           <w:sz w:val="22"/>
         </w:rPr>
         <w:t>○ [분석 성과] 운영 시간 창(18:30~21:00), 혜택 배치·야간 공백 진단, 사전 검증계획서, 전국 시·군 자가 진단표(엑셀)</w:t>
-      </w:r>
-    </w:p>
-    <w:p>
-      <w:pPr>
-        <w:ind w:left="227" w:hanging="227"/>
-      </w:pPr>
-      <w:r>
-        <w:rPr>
-          <w:rFonts w:ascii="함초롬바탕" w:hAnsi="함초롬바탕" w:eastAsia="함초롬바탕"/>
-          <w:b w:val="0"/>
-          <w:sz w:val="22"/>
-        </w:rPr>
-        <w:t>○ [현장 관측] 9/26 현장조사 결과 입력(섭외 동의, 안내카드 QR 반응, 택시 대기·요금)</w:t>
       </w:r>
     </w:p>
     <w:p>
@@ -1956,7 +1943,7 @@
           <w:b w:val="0"/>
           <w:sz w:val="20"/>
         </w:rPr>
-        <w:t>○ 예상 효과는 시행 전 조건부 값(구간·가정은 참고자료). 결과를 가장 흔드는 참여율·체험 결제율·반사실은 현장조사와 시행 초기에 실측해 갱신</w:t>
+        <w:t>○ 예상 효과는 시행 전 조건부 값(구간·가정은 참고자료). 가정 중 결과를 가장 흔드는 체험 결제율·참여율·반사실은 시행 첫 달 QR 인증·체험 결제 기록으로 실측해 갱신</w:t>
       </w:r>
     </w:p>
     <w:p>
@@ -1969,7 +1956,20 @@
           <w:b w:val="0"/>
           <w:sz w:val="22"/>
         </w:rPr>
-        <w:t>○ [사후 검증] 효과는 원인이 생기는 곳에서 재고 증상으로 환산: 참여 식당을 추첨 순서로 열어 체험 전환 효과를 확인(83곳이면 5개월 안에 +50% 효과를 86% 확률로 판정)하고, 그 효과로 체험·문화 소비 격차(−16.8%) 중 메운 비율을 계산하며, 도시 추세는 비슷한 시·군과 비교해 함께 봄</w:t>
+        <w:t>○ [필요 조건] 83곳 기준 격차(−16.8%)의 절반을 메우려면 참여 식당 방문객의 5.3%가 인증해야 함(확인된 이용률은 1% 이하, 1%면 격차의 9%) → 성패는 계산대 권유로 인증률을 올리는 데 달렸고 시행 첫 달 인증 기록으로 판정</w:t>
+      </w:r>
+    </w:p>
+    <w:p>
+      <w:pPr>
+        <w:ind w:left="227" w:hanging="227"/>
+      </w:pPr>
+      <w:r>
+        <w:rPr>
+          <w:rFonts w:ascii="함초롬바탕" w:hAnsi="함초롬바탕" w:eastAsia="함초롬바탕"/>
+          <w:b w:val="0"/>
+          <w:sz w:val="22"/>
+        </w:rPr>
+        <w:t>○ [시행 후 평가] 효과는 원인이 생기는 곳에서 재고 증상으로 환산: 참여 식당을 추첨 순서로 열어 체험 전환 효과를 확인(83곳이면 5개월 안에 +50% 효과를 86% 확률로 판정)하고, 그 효과로 체험·문화 소비 격차(−16.8%) 중 메운 비율을 계산하며, 도시 추세는 비슷한 시·군과 비교해 함께 봄</w:t>
       </w:r>
     </w:p>
     <w:p>
@@ -1995,7 +1995,7 @@
           <w:b w:val="0"/>
           <w:sz w:val="19"/>
         </w:rPr>
-        <w:t>* 관련 자료(참고자료 zip): 기대효과 예측 도구(엑셀)·예측 보고서, 사후 효과 검증계획서, 전국 진단표(엑셀), 교수 브리핑, 분석 스크립트</w:t>
+        <w:t>* 관련 자료(참고자료 zip): 분석보고서(PDF)·데이터 대시보드(엑셀), 전국 진단표(엑셀), 분석 스크립트</w:t>
       </w:r>
     </w:p>
     <w:sectPr>

--- a/보고서/서식4_20260923/안동이어드림_서식4_활용사례_20260923.docx
+++ b/보고서/서식4_20260923/안동이어드림_서식4_활용사례_20260923.docx
@@ -321,7 +321,7 @@
                 <w:b w:val="0"/>
                 <w:sz w:val="20"/>
               </w:rPr>
-              <w:t>데이터랩 방문·소비·시간대 데이터와 철도·상가·주민증 데이터를 결합해 "방문 1위 원도심에 혜택 0곳", "19시 이후 대중교통 0회·주점 0곳"의 공백을 찾고, 원도심과 월영교를 잇는 3단계 야간 릴레이의 운영안·효과 추정·시행 후 효과 평가 계획을 설계</w:t>
+              <w:t>데이터랩 방문·시간대·카드소비와 철도·상가·주민증·설문 데이터를 융합해 원도심 → 체험 → 월영교로 잇는 3단계 야간 릴레이를 설계, 체험 결제 연 2.2만 건·방문 1회당 체험·문화 소비 +3.5% 예상(참여 2% 기준)</w:t>
             </w:r>
           </w:p>
         </w:tc>
@@ -417,20 +417,23 @@
           <w:b w:val="0"/>
           <w:sz w:val="22"/>
         </w:rPr>
-        <w:t>○ 흔한 두 설명은 데이터로 기각: 관광객은 줄지 않았고(외지인 방문 +5.6%, 2024→2026년 1~8월), 당일치기도 늘지 않음(무박 비중 86.3% → 86.4%, 2019→2025년)</w:t>
+        <w:t xml:space="preserve">○ 1) </w:t>
       </w:r>
-    </w:p>
-    <w:p>
-      <w:pPr>
-        <w:ind w:left="227" w:hanging="227"/>
-      </w:pPr>
+      <w:r>
+        <w:rPr>
+          <w:rFonts w:ascii="함초롬바탕" w:hAnsi="함초롬바탕" w:eastAsia="함초롬바탕"/>
+          <w:b/>
+          <w:sz w:val="22"/>
+        </w:rPr>
+        <w:t>[체험·문화 소비]</w:t>
+      </w:r>
       <w:r>
         <w:rPr>
           <w:rFonts w:ascii="함초롬바탕" w:hAnsi="함초롬바탕" w:eastAsia="함초롬바탕"/>
           <w:b w:val="0"/>
           <w:sz w:val="22"/>
         </w:rPr>
-        <w:t>○ [체험·문화 소비 감소] 외지인 방문당 체험·문화 소비 183.5원 → 152.7원(</w:t>
+        <w:t xml:space="preserve"> 방문객 증가 대비 체험 소비 급감(</w:t>
       </w:r>
       <w:r>
         <w:rPr>
@@ -446,7 +449,62 @@
           <w:b w:val="0"/>
           <w:sz w:val="22"/>
         </w:rPr>
-        <w:t>, 2024→2026년 1~8월), 전국 146개 시·군 중앙 −2.0%, 감소폭 22번째. 과거 추세가 비슷한 시·군 10곳의 조합과 비교해도 2025년 이후 안동만 낮아짐(합성통제)</w:t>
+        <w:t>, 전국 중앙값 −2.0%)과 유료 콘텐츠 전환 부족</w:t>
+      </w:r>
+    </w:p>
+    <w:p>
+      <w:pPr>
+        <w:ind w:left="454" w:hanging="227"/>
+      </w:pPr>
+      <w:r>
+        <w:rPr>
+          <w:rFonts w:ascii="함초롬바탕" w:hAnsi="함초롬바탕" w:eastAsia="함초롬바탕"/>
+          <w:b w:val="0"/>
+          <w:sz w:val="21"/>
+        </w:rPr>
+        <w:t>- 방문객과 숙박 소비는 늘었으나, 레저용품 쇼핑을 제외한 체험·문화 소비는 방문당 183.5원(2024년 1~8월) → 152.7원(2026년 같은 기간)으로 −16.8%, 146개 시·군 중 감소폭 22번째. 수준도 경주(302.3원)의 절반(50.5%)</w:t>
+      </w:r>
+    </w:p>
+    <w:p>
+      <w:pPr>
+        <w:ind w:left="454" w:hanging="227"/>
+      </w:pPr>
+      <w:r>
+        <w:rPr>
+          <w:rFonts w:ascii="함초롬바탕" w:hAnsi="함초롬바탕" w:eastAsia="함초롬바탕"/>
+          <w:b w:val="0"/>
+          <w:sz w:val="21"/>
+        </w:rPr>
+        <w:t>- 관심관광지 검색 중 역사유적지 비중은 26.4%로 경주(18.4%)보다 높아(2026년 1~8월) 볼거리 수요는 형성되어 있음</w:t>
+      </w:r>
+    </w:p>
+    <w:p>
+      <w:pPr>
+        <w:ind w:left="454" w:hanging="227"/>
+      </w:pPr>
+      <w:r>
+        <w:rPr>
+          <w:rFonts w:ascii="함초롬바탕" w:hAnsi="함초롬바탕" w:eastAsia="함초롬바탕"/>
+          <w:b w:val="0"/>
+          <w:sz w:val="21"/>
+        </w:rPr>
+        <w:t xml:space="preserve">- 그러나 하회마을은 방문객 점유율 6.29% 대비 소비 건수 점유율 0.40%로 </w:t>
+      </w:r>
+      <w:r>
+        <w:rPr>
+          <w:rFonts w:ascii="함초롬바탕" w:hAnsi="함초롬바탕" w:eastAsia="함초롬바탕"/>
+          <w:b/>
+          <w:sz w:val="21"/>
+        </w:rPr>
+        <w:t>소비 전환 배율 0.06</w:t>
+      </w:r>
+      <w:r>
+        <w:rPr>
+          <w:rFonts w:ascii="함초롬바탕" w:hAnsi="함초롬바탕" w:eastAsia="함초롬바탕"/>
+          <w:b w:val="0"/>
+          <w:sz w:val="21"/>
+        </w:rPr>
+        <w:t>(소비 건수 점유율 ÷ 방문 점유율, 원도심 1.73, 철도공사 2022.4~6), 목적지 검색 비중도 11.4% → 5.2%(2018→2025년)로 경주 불국사·동궁과월지 등(−30%대)과 뚜렷이 구분되는 하락 → 관람 수요가 지역 내 유료 결제로 이어지지 않는 구조적 단절</w:t>
       </w:r>
     </w:p>
     <w:p>
@@ -459,7 +517,23 @@
           <w:b w:val="0"/>
           <w:sz w:val="22"/>
         </w:rPr>
-        <w:t xml:space="preserve">○ [사람이 모이는 곳에 체험 연결 없음] 외지인 방문 1위 중구동(원도심, 12.5%)에 디지털관광주민증 혜택업체 </w:t>
+        <w:t xml:space="preserve">○ 2) </w:t>
+      </w:r>
+      <w:r>
+        <w:rPr>
+          <w:rFonts w:ascii="함초롬바탕" w:hAnsi="함초롬바탕" w:eastAsia="함초롬바탕"/>
+          <w:b/>
+          <w:sz w:val="22"/>
+        </w:rPr>
+        <w:t>[원도심 혜택 공백]</w:t>
+      </w:r>
+      <w:r>
+        <w:rPr>
+          <w:rFonts w:ascii="함초롬바탕" w:hAnsi="함초롬바탕" w:eastAsia="함초롬바탕"/>
+          <w:b w:val="0"/>
+          <w:sz w:val="22"/>
+        </w:rPr>
+        <w:t xml:space="preserve"> 외지인이 가장 많이 찾는 원도심(방문의 12.5%)에 디지털 관광주민증 혜택 업체 </w:t>
       </w:r>
       <w:r>
         <w:rPr>
@@ -475,7 +549,7 @@
           <w:b w:val="0"/>
           <w:sz w:val="22"/>
         </w:rPr>
-        <w:t>, 12위 도산면(2.4%)에 6곳. 주민증 이용의 95%가 관람지에서 발생하고 체험은 0.9%(월 약 7건). 하회마을은 방문 6.29% 대비 소비건수 0.40%(소비 전환 배율 0.06, 2022.4~6)</w:t>
+        <w:t>, 혜택 이용의 95%는 관람지에서만 발생</w:t>
       </w:r>
     </w:p>
     <w:p>
@@ -488,7 +562,7 @@
           <w:b w:val="0"/>
           <w:sz w:val="22"/>
         </w:rPr>
-        <w:t xml:space="preserve">○ [밤에 끊기는 동선] 만휴정·도산서원 방문자의 54%가 월영교도 찾지만 월영교는 방문 15.2% 대비 소비건수 6.1%(배율 0.40). 반경 1km 영업 음식점 16곳 중 21시까지 식사 가능 3곳, 주점 </w:t>
+        <w:t xml:space="preserve">○ 3) </w:t>
       </w:r>
       <w:r>
         <w:rPr>
@@ -496,7 +570,7 @@
           <w:b/>
           <w:sz w:val="22"/>
         </w:rPr>
-        <w:t>0곳</w:t>
+        <w:t>[동선 집결 및 야간 식음 인프라 부재]</w:t>
       </w:r>
       <w:r>
         <w:rPr>
@@ -504,36 +578,107 @@
           <w:b w:val="0"/>
           <w:sz w:val="22"/>
         </w:rPr>
-        <w:t xml:space="preserve">. 원도심→월영교(3.2km) 19시 이후 대중교통 </w:t>
+        <w:t xml:space="preserve"> 월영교 방문객 유입(외곽 관광객 54.8% 집결) 대비 야간 식사 가능 업소 18.8%(16곳 중 3곳)로 소비 전환 한계</w:t>
+      </w:r>
+    </w:p>
+    <w:p>
+      <w:pPr>
+        <w:ind w:left="454" w:hanging="227"/>
+      </w:pPr>
+      <w:r>
+        <w:rPr>
+          <w:rFonts w:ascii="함초롬바탕" w:hAnsi="함초롬바탕" w:eastAsia="함초롬바탕"/>
+          <w:b w:val="0"/>
+          <w:sz w:val="21"/>
+        </w:rPr>
+        <w:t>- 외곽 주요 관광지 방문객의 절반 이상이 월영교를 함께 찾음(만휴정 54.8%, 도산서원 54.2%)</w:t>
+      </w:r>
+    </w:p>
+    <w:p>
+      <w:pPr>
+        <w:ind w:left="454" w:hanging="227"/>
+      </w:pPr>
+      <w:r>
+        <w:rPr>
+          <w:rFonts w:ascii="함초롬바탕" w:hAnsi="함초롬바탕" w:eastAsia="함초롬바탕"/>
+          <w:b w:val="0"/>
+          <w:sz w:val="21"/>
+        </w:rPr>
+        <w:t xml:space="preserve">- 월영교 반경 1km 영업 음식점 16곳 중 21시까지 식사 가능 3곳(18.8%), 7곳(43.8%)이 20:00~20:30 영업 종료, </w:t>
       </w:r>
       <w:r>
         <w:rPr>
           <w:rFonts w:ascii="함초롬바탕" w:hAnsi="함초롬바탕" w:eastAsia="함초롬바탕"/>
           <w:b/>
-          <w:sz w:val="22"/>
+          <w:sz w:val="21"/>
         </w:rPr>
-        <w:t>0회</w:t>
+        <w:t>주점 0곳</w:t>
       </w:r>
       <w:r>
         <w:rPr>
           <w:rFonts w:ascii="함초롬바탕" w:hAnsi="함초롬바탕" w:eastAsia="함초롬바탕"/>
           <w:b w:val="0"/>
-          <w:sz w:val="22"/>
+          <w:sz w:val="21"/>
         </w:rPr>
-        <w:t>(112번 막차 18:45), 18시 이후 운영하는 체험은 월영교 문보트·황포돛배뿐</w:t>
+        <w:t>(팀 설문 방문객 72명 중 53%가 20시 이후 월영교 주변 식당·편의시설 부족)</w:t>
       </w:r>
     </w:p>
     <w:p>
       <w:pPr>
-        <w:ind w:left="227" w:hanging="227"/>
+        <w:ind w:left="454" w:hanging="227"/>
       </w:pPr>
       <w:r>
         <w:rPr>
           <w:rFonts w:ascii="함초롬바탕" w:hAnsi="함초롬바탕" w:eastAsia="함초롬바탕"/>
           <w:b w:val="0"/>
-          <w:sz w:val="22"/>
+          <w:sz w:val="21"/>
         </w:rPr>
-        <w:t>○ [방문객 응답] 팀 설문(방문 경험 72명): 시내버스 이용자 73%(22/30)가 불편, 20시 이후 월영교 주변 식당·편의시설 부족 53%(38/72)</w:t>
+        <w:t>- 방문 점유율 15.24% 대비 소비 건수 점유율 6.05%(</w:t>
+      </w:r>
+      <w:r>
+        <w:rPr>
+          <w:rFonts w:ascii="함초롬바탕" w:hAnsi="함초롬바탕" w:eastAsia="함초롬바탕"/>
+          <w:b/>
+          <w:sz w:val="21"/>
+        </w:rPr>
+        <w:t>소비 전환 배율 0.40</w:t>
+      </w:r>
+      <w:r>
+        <w:rPr>
+          <w:rFonts w:ascii="함초롬바탕" w:hAnsi="함초롬바탕" w:eastAsia="함초롬바탕"/>
+          <w:b w:val="0"/>
+          <w:sz w:val="21"/>
+        </w:rPr>
+        <w:t>), 소비 건수 중 편의점 25.8%·숙박 0.3%(철도공사 2022.4~6)</w:t>
+      </w:r>
+    </w:p>
+    <w:p>
+      <w:pPr>
+        <w:ind w:left="454" w:hanging="227"/>
+      </w:pPr>
+      <w:r>
+        <w:rPr>
+          <w:rFonts w:ascii="함초롬바탕" w:hAnsi="함초롬바탕" w:eastAsia="함초롬바탕"/>
+          <w:b w:val="0"/>
+          <w:sz w:val="21"/>
+        </w:rPr>
+        <w:t xml:space="preserve">- 실질 소비 상권인 원도심(음식점 764곳, 배율 1.73)과 3.2km 떨어져 있으나 잇는 시내버스는 112번 한 노선, 원도심 출발 막차 18:45(평일) → </w:t>
+      </w:r>
+      <w:r>
+        <w:rPr>
+          <w:rFonts w:ascii="함초롬바탕" w:hAnsi="함초롬바탕" w:eastAsia="함초롬바탕"/>
+          <w:b/>
+          <w:sz w:val="21"/>
+        </w:rPr>
+        <w:t>19시 이후 대중교통 연결 없음</w:t>
+      </w:r>
+      <w:r>
+        <w:rPr>
+          <w:rFonts w:ascii="함초롬바탕" w:hAnsi="함초롬바탕" w:eastAsia="함초롬바탕"/>
+          <w:b w:val="0"/>
+          <w:sz w:val="21"/>
+        </w:rPr>
+        <w:t>(설문 시내버스 이용자 73% 불편)</w:t>
       </w:r>
     </w:p>
     <w:tbl>
@@ -590,7 +735,23 @@
           <w:b w:val="0"/>
           <w:sz w:val="22"/>
         </w:rPr>
-        <w:t>○ ① 혜택 배치 진단: [데이터랩] 읍면동 외지인 방문 × [정보공개청구] 주민증 혜택업체 27곳 주소 × [상가정보] 행정동 대조 → 방문 1위 중구동 0곳(그림 1)</w:t>
+        <w:t xml:space="preserve">○ 1) </w:t>
+      </w:r>
+      <w:r>
+        <w:rPr>
+          <w:rFonts w:ascii="함초롬바탕" w:hAnsi="함초롬바탕" w:eastAsia="함초롬바탕"/>
+          <w:b/>
+          <w:sz w:val="22"/>
+        </w:rPr>
+        <w:t>[혜택 위치 진단]</w:t>
+      </w:r>
+      <w:r>
+        <w:rPr>
+          <w:rFonts w:ascii="함초롬바탕" w:hAnsi="함초롬바탕" w:eastAsia="함초롬바탕"/>
+          <w:b w:val="0"/>
+          <w:sz w:val="22"/>
+        </w:rPr>
+        <w:t xml:space="preserve"> [데이터랩] 읍면동별 외지인 방문 + [안동시] 주민증 혜택 업체 27곳 주소 → 방문 1위 원도심에 혜택 0곳(그림 1)</w:t>
       </w:r>
     </w:p>
     <w:p>
@@ -603,7 +764,23 @@
           <w:b w:val="0"/>
           <w:sz w:val="22"/>
         </w:rPr>
-        <w:t>○ ② 운영 시간 창: [코레일] 안동역 주말 시간대별 승차(전 열차, 2026년 1~8월) → 18~19시 13,454명 최대, 막차 21~22시, 22시 이후 0명 → 릴레이 18:30~21:00. [팀 설문] 당일 귀가자의 58%(23/40)가 20~22시 막차 시간대에 귀가</w:t>
+        <w:t xml:space="preserve">○ 2) </w:t>
+      </w:r>
+      <w:r>
+        <w:rPr>
+          <w:rFonts w:ascii="함초롬바탕" w:hAnsi="함초롬바탕" w:eastAsia="함초롬바탕"/>
+          <w:b/>
+          <w:sz w:val="22"/>
+        </w:rPr>
+        <w:t>[운영 시간 결정]</w:t>
+      </w:r>
+      <w:r>
+        <w:rPr>
+          <w:rFonts w:ascii="함초롬바탕" w:hAnsi="함초롬바탕" w:eastAsia="함초롬바탕"/>
+          <w:b w:val="0"/>
+          <w:sz w:val="22"/>
+        </w:rPr>
+        <w:t xml:space="preserve"> [코레일] 안동역 시간대별 승차 + [팀 설문] 귀가 시각 → 주말 안동역 승차는 18~19시에 가장 많고 막차는 21~22시, 당일 귀가자 58%가 20~22시 귀가 → 18:30~21:00 운영</w:t>
       </w:r>
     </w:p>
     <w:p>
@@ -616,7 +793,23 @@
           <w:b w:val="0"/>
           <w:sz w:val="22"/>
         </w:rPr>
-        <w:t>○ ③ 저녁 동선: [철도공사] 연관규칙 역산(원도심 방문자 중 월영교 동시 방문 37~39%) × [데이터랩] 월영교 야간 검색 비중(40~43%) → 저녁 자연 이동 15~17%. [버스정보시스템] 46개 노선 시간표 → 원도심 출발 19시 이후 0회</w:t>
+        <w:t xml:space="preserve">○ 3) </w:t>
+      </w:r>
+      <w:r>
+        <w:rPr>
+          <w:rFonts w:ascii="함초롬바탕" w:hAnsi="함초롬바탕" w:eastAsia="함초롬바탕"/>
+          <w:b/>
+          <w:sz w:val="22"/>
+        </w:rPr>
+        <w:t>[밤의 빈 곳 확인]</w:t>
+      </w:r>
+      <w:r>
+        <w:rPr>
+          <w:rFonts w:ascii="함초롬바탕" w:hAnsi="함초롬바탕" w:eastAsia="함초롬바탕"/>
+          <w:b w:val="0"/>
+          <w:sz w:val="22"/>
+        </w:rPr>
+        <w:t xml:space="preserve"> [상가정보] 음식점 3,254곳 + 영업 종료 현장 확인 + [버스정보시스템] 46개 노선 시간표 → 월영교 1km 주점 0곳, 19시 이후 버스 0회</w:t>
       </w:r>
     </w:p>
     <w:p>
@@ -629,7 +822,39 @@
           <w:b w:val="0"/>
           <w:sz w:val="22"/>
         </w:rPr>
-        <w:t>○ ④ 야간 공백: [상가정보] 음식점 3,254곳 좌표 × [현장조사] 영업 종료 시각 → 월영교 1km 주점 0곳·21시 식사 3곳(원도심 1km는 764곳 중 주점 86곳)</w:t>
+        <w:t xml:space="preserve">○ 4) </w:t>
+      </w:r>
+      <w:r>
+        <w:rPr>
+          <w:rFonts w:ascii="함초롬바탕" w:hAnsi="함초롬바탕" w:eastAsia="함초롬바탕"/>
+          <w:b/>
+          <w:sz w:val="22"/>
+        </w:rPr>
+        <w:t>[효과 미리 계산]</w:t>
+      </w:r>
+      <w:r>
+        <w:rPr>
+          <w:rFonts w:ascii="함초롬바탕" w:hAnsi="함초롬바탕" w:eastAsia="함초롬바탕"/>
+          <w:b w:val="0"/>
+          <w:sz w:val="22"/>
+        </w:rPr>
+        <w:t xml:space="preserve"> 주민증 이용 기록·축제 방문객 소비·체험 가격 27개·팀 설문을 넣어 </w:t>
+      </w:r>
+      <w:r>
+        <w:rPr>
+          <w:rFonts w:ascii="함초롬바탕" w:hAnsi="함초롬바탕" w:eastAsia="함초롬바탕"/>
+          <w:b/>
+          <w:sz w:val="22"/>
+        </w:rPr>
+        <w:t>1만 번 반복 계산</w:t>
+      </w:r>
+      <w:r>
+        <w:rPr>
+          <w:rFonts w:ascii="함초롬바탕" w:hAnsi="함초롬바탕" w:eastAsia="함초롬바탕"/>
+          <w:b w:val="0"/>
+          <w:sz w:val="22"/>
+        </w:rPr>
+        <w:t>(몬테카를로 모의실험). 설문의 "하겠다"는 선행연구대로 33~40%만 실제로 한다고 반영</w:t>
       </w:r>
     </w:p>
     <w:p>
@@ -642,20 +867,23 @@
           <w:b w:val="0"/>
           <w:sz w:val="22"/>
         </w:rPr>
-        <w:t>○ ⑤ 효과 추정: [주민증] 가맹 26곳 이용 건수 회귀(과산포 검정 후 음이항) + [데이터랩] 문화관광축제 56개 방문당 소비 + 체험 가격 27개로 파라미터를 추정하고 몬테카를로 1만 회·민감도 분석으로 효과 범위 계산</w:t>
+        <w:t xml:space="preserve">○ 5) </w:t>
       </w:r>
-    </w:p>
-    <w:p>
-      <w:pPr>
-        <w:ind w:left="227" w:hanging="227"/>
-      </w:pPr>
+      <w:r>
+        <w:rPr>
+          <w:rFonts w:ascii="함초롬바탕" w:hAnsi="함초롬바탕" w:eastAsia="함초롬바탕"/>
+          <w:b/>
+          <w:sz w:val="22"/>
+        </w:rPr>
+        <w:t>[전국 비교]</w:t>
+      </w:r>
       <w:r>
         <w:rPr>
           <w:rFonts w:ascii="함초롬바탕" w:hAnsi="함초롬바탕" w:eastAsia="함초롬바탕"/>
           <w:b w:val="0"/>
           <w:sz w:val="22"/>
         </w:rPr>
-        <w:t>○ ⑥ 검증·확산: [데이터랩] 239개 시·군 월별 패널로 합성통제 사전 점검(과적합 발견·수정, 최소 검출 효과 +24%), 144개 시·군 4개 지표 전국 진단표</w:t>
+        <w:t xml:space="preserve"> [데이터랩] 전국 144개 시·군을 같은 기준(체험 소비 변화·숙박일수·저녁 방문)으로 진단 → 안동과 비슷한 곳 찾기</w:t>
       </w:r>
     </w:p>
     <w:p>
@@ -665,7 +893,7 @@
       <w:r>
         <w:drawing>
           <wp:inline xmlns:a="http://schemas.openxmlformats.org/drawingml/2006/main" xmlns:pic="http://schemas.openxmlformats.org/drawingml/2006/picture">
-            <wp:extent cx="4320000" cy="2992874"/>
+            <wp:extent cx="3960000" cy="2743468"/>
             <wp:docPr id="1" name="Picture 1"/>
             <wp:cNvGraphicFramePr>
               <a:graphicFrameLocks noChangeAspect="1"/>
@@ -686,7 +914,7 @@
                   <pic:spPr>
                     <a:xfrm>
                       <a:off x="0" y="0"/>
-                      <a:ext cx="4320000" cy="2992874"/>
+                      <a:ext cx="3960000" cy="2743468"/>
                     </a:xfrm>
                     <a:prstGeom prst="rect"/>
                   </pic:spPr>
@@ -764,7 +992,7 @@
           <w:b w:val="0"/>
           <w:sz w:val="22"/>
         </w:rPr>
-        <w:t>○ 디지털관광주민증·영수증 QR 위 3단계 릴레이 「안동 이어드림」: 낮의 원도심 식음 소비를 체험으로, 저녁의 원도심 방문객을 월영교로 잇는다(그림 2)</w:t>
+        <w:t>○ 데이터로 정한 3단계 릴레이 「안동 이어드림」: 낮에 원도심에서 식사한 방문객을 체험으로, 저녁에는 월영교로 잇는다(그림 2)</w:t>
       </w:r>
     </w:p>
     <w:tbl>
@@ -782,7 +1010,7 @@
       <w:tr>
         <w:tc>
           <w:tcPr>
-            <w:tcW w:type="dxa" w:w="1701"/>
+            <w:tcW w:type="dxa" w:w="1928"/>
             <w:shd w:val="clear" w:color="auto" w:fill="E7E6E6"/>
           </w:tcPr>
           <w:p>
@@ -802,7 +1030,7 @@
         </w:tc>
         <w:tc>
           <w:tcPr>
-            <w:tcW w:type="dxa" w:w="4649"/>
+            <w:tcW w:type="dxa" w:w="4422"/>
             <w:shd w:val="clear" w:color="auto" w:fill="E7E6E6"/>
           </w:tcPr>
           <w:p>
@@ -816,7 +1044,7 @@
                 <w:b/>
                 <w:sz w:val="19"/>
               </w:rPr>
-              <w:t>운영안(정한 값)</w:t>
+              <w:t>무엇을 하나</w:t>
             </w:r>
           </w:p>
         </w:tc>
@@ -836,7 +1064,7 @@
                 <w:b/>
                 <w:sz w:val="19"/>
               </w:rPr>
-              <w:t>데이터 근거</w:t>
+              <w:t>왜(데이터 근거)</w:t>
             </w:r>
           </w:p>
         </w:tc>
@@ -844,7 +1072,7 @@
       <w:tr>
         <w:tc>
           <w:tcPr>
-            <w:tcW w:type="dxa" w:w="1701"/>
+            <w:tcW w:type="dxa" w:w="1928"/>
           </w:tcPr>
           <w:p>
             <w:pPr>
@@ -857,13 +1085,13 @@
                 <w:b w:val="0"/>
                 <w:sz w:val="19"/>
               </w:rPr>
-              <w:t>1단계 식음 → 체험</w:t>
+              <w:t>1단계 낮: 식사 → 체험</w:t>
             </w:r>
           </w:p>
         </w:tc>
         <w:tc>
           <w:tcPr>
-            <w:tcW w:type="dxa" w:w="4649"/>
+            <w:tcW w:type="dxa" w:w="4422"/>
           </w:tcPr>
           <w:p>
             <w:pPr>
@@ -876,7 +1104,7 @@
                 <w:b w:val="0"/>
                 <w:sz w:val="19"/>
               </w:rPr>
-              <w:t>원도심 관광 식당(찜닭골목·문화의거리 83곳)에서 영수증 QR 인증 → 체험권(낮: 원도심 인근 체험)</w:t>
+              <w:t>원도심 관광 식당 83곳(찜닭골목·문화의거리)에서 식사 후 영수증 QR 인증 → 체험 10% 할인</w:t>
             </w:r>
           </w:p>
         </w:tc>
@@ -895,7 +1123,7 @@
                 <w:b w:val="0"/>
                 <w:sz w:val="19"/>
               </w:rPr>
-              <w:t>방문 1위 동에 혜택 0곳. 주민증 앱만으로는 이용률 0.06%. 설문: 유료 체험을 망설이는 이유 중 가격은 14%, 정보·예약·이동이 83%</w:t>
+              <w:t>방문 1위인데 혜택 0곳. 체험을 망설인 이유의 83%가 가격이 아닌 정보·예약·이동</w:t>
             </w:r>
           </w:p>
         </w:tc>
@@ -903,7 +1131,7 @@
       <w:tr>
         <w:tc>
           <w:tcPr>
-            <w:tcW w:type="dxa" w:w="1701"/>
+            <w:tcW w:type="dxa" w:w="1928"/>
           </w:tcPr>
           <w:p>
             <w:pPr>
@@ -916,13 +1144,13 @@
                 <w:b w:val="0"/>
                 <w:sz w:val="19"/>
               </w:rPr>
-              <w:t>2단계 야간 이동</w:t>
+              <w:t>2단계 저녁: 월영교로 이동</w:t>
             </w:r>
           </w:p>
         </w:tc>
         <w:tc>
           <w:tcPr>
-            <w:tcW w:type="dxa" w:w="4649"/>
+            <w:tcW w:type="dxa" w:w="4422"/>
           </w:tcPr>
           <w:p>
             <w:pPr>
@@ -935,7 +1163,7 @@
                 <w:b w:val="0"/>
                 <w:sz w:val="19"/>
               </w:rPr>
-              <w:t>18:30~21:00 원도심 → 월영교. 관광택시 저녁 재배치(비수기 3~4대), 확대 시 셔틀</w:t>
+              <w:t>18:30~21:00 원도심 → 월영교 택시(관광택시 저녁 배치), 이용이 많아지면 셔틀</w:t>
             </w:r>
           </w:p>
         </w:tc>
@@ -954,7 +1182,7 @@
                 <w:b w:val="0"/>
                 <w:sz w:val="19"/>
               </w:rPr>
-              <w:t>안동역 막차 21~22시, 19시 이후 버스 0회</w:t>
+              <w:t>19시 이후 버스 0회, 안동역 막차 21~22시</w:t>
             </w:r>
           </w:p>
         </w:tc>
@@ -962,7 +1190,7 @@
       <w:tr>
         <w:tc>
           <w:tcPr>
-            <w:tcW w:type="dxa" w:w="1701"/>
+            <w:tcW w:type="dxa" w:w="1928"/>
           </w:tcPr>
           <w:p>
             <w:pPr>
@@ -975,13 +1203,13 @@
                 <w:b w:val="0"/>
                 <w:sz w:val="19"/>
               </w:rPr>
-              <w:t>3단계 월영교</w:t>
+              <w:t>3단계 밤: 월영교에서</w:t>
             </w:r>
           </w:p>
         </w:tc>
         <w:tc>
           <w:tcPr>
-            <w:tcW w:type="dxa" w:w="4649"/>
+            <w:tcW w:type="dxa" w:w="4422"/>
           </w:tcPr>
           <w:p>
             <w:pPr>
@@ -994,7 +1222,7 @@
                 <w:b w:val="0"/>
                 <w:sz w:val="19"/>
               </w:rPr>
-              <w:t>저녁 체험 = 문보트(완주 혜택으로 두는 안), 21시 이후 식사·주점 팝업(월영야행 부지·입찰 구조 활용)</w:t>
+              <w:t>저녁 문보트(10% 할인) + 21시 이후 식사·주점 팝업(월영야행 부지 활용)</w:t>
             </w:r>
           </w:p>
         </w:tc>
@@ -1013,7 +1241,7 @@
                 <w:b w:val="0"/>
                 <w:sz w:val="19"/>
               </w:rPr>
-              <w:t>21시 식사 3곳·주점 0곳, 저녁 체험은 문보트뿐</w:t>
+              <w:t>21시 식사 3곳·주점 0곳</w:t>
             </w:r>
           </w:p>
         </w:tc>
@@ -1021,7 +1249,7 @@
       <w:tr>
         <w:tc>
           <w:tcPr>
-            <w:tcW w:type="dxa" w:w="1701"/>
+            <w:tcW w:type="dxa" w:w="1928"/>
           </w:tcPr>
           <w:p>
             <w:pPr>
@@ -1034,13 +1262,13 @@
                 <w:b w:val="0"/>
                 <w:sz w:val="19"/>
               </w:rPr>
-              <w:t>확대 방식</w:t>
+              <w:t>넓히는 방법</w:t>
             </w:r>
           </w:p>
         </w:tc>
         <w:tc>
           <w:tcPr>
-            <w:tcW w:type="dxa" w:w="4649"/>
+            <w:tcW w:type="dxa" w:w="4422"/>
           </w:tcPr>
           <w:p>
             <w:pPr>
@@ -1053,7 +1281,7 @@
                 <w:b w:val="0"/>
                 <w:sz w:val="19"/>
               </w:rPr>
-              <w:t>참여 식당을 골목별 4묶음으로 나눠 추첨 순서로 순차 개방</w:t>
+              <w:t>식당을 4묶음으로 나눠 추첨 순서대로 참여</w:t>
             </w:r>
           </w:p>
         </w:tc>
@@ -1072,7 +1300,7 @@
                 <w:b w:val="0"/>
                 <w:sz w:val="19"/>
               </w:rPr>
-              <w:t>운영과 효과 검증을 동시에</w:t>
+              <w:t>운영하면서 효과를 바로 확인</w:t>
             </w:r>
           </w:p>
         </w:tc>
@@ -1088,7 +1316,7 @@
           <w:b w:val="0"/>
           <w:sz w:val="20"/>
         </w:rPr>
-        <w:t>○ 정하지 않은 값: 부스 개수·차량 대수(처리량·견적 확보 후). 확인 중: 주민증 조건형 혜택 가능 여부(불가 시 영수증 QR 개방형으로 운영)</w:t>
+        <w:t>○ 아직 정하지 않은 것: 팝업 부스 수·차량 대수(이용량·견적 확인 후), 주민증 조건형 혜택 가능 여부(안 되면 영수증 QR 방식)</w:t>
       </w:r>
     </w:p>
     <w:p>
@@ -1098,7 +1326,7 @@
       <w:r>
         <w:drawing>
           <wp:inline xmlns:a="http://schemas.openxmlformats.org/drawingml/2006/main" xmlns:pic="http://schemas.openxmlformats.org/drawingml/2006/picture">
-            <wp:extent cx="4860000" cy="1766202"/>
+            <wp:extent cx="4500000" cy="1635373"/>
             <wp:docPr id="2" name="Picture 2"/>
             <wp:cNvGraphicFramePr>
               <a:graphicFrameLocks noChangeAspect="1"/>
@@ -1119,7 +1347,7 @@
                   <pic:spPr>
                     <a:xfrm>
                       <a:off x="0" y="0"/>
-                      <a:ext cx="4860000" cy="1766202"/>
+                      <a:ext cx="4500000" cy="1635373"/>
                     </a:xfrm>
                     <a:prstGeom prst="rect"/>
                   </pic:spPr>
@@ -1176,7 +1404,7 @@
                 <w:b w:val="0"/>
                 <w:sz w:val="18"/>
               </w:rPr>
-              <w:t>* 시행 전이므로 분석 성과·조건부 예상 효과·필요 조건·시행 후 평가를 나눠 기재</w:t>
+              <w:t>* 시행 전이므로 예상 효과(정량)와 확인 방법을 기재</w:t>
             </w:r>
           </w:p>
         </w:tc>
@@ -1197,7 +1425,55 @@
           <w:b w:val="0"/>
           <w:sz w:val="22"/>
         </w:rPr>
-        <w:t>○ [분석 성과] 운영 시간 창(18:30~21:00), 혜택 배치·야간 공백 진단, 사전 검증계획서, 전국 시·군 자가 진단표(엑셀)</w:t>
+        <w:t xml:space="preserve">○ 1) </w:t>
+      </w:r>
+      <w:r>
+        <w:rPr>
+          <w:rFonts w:ascii="함초롬바탕" w:hAnsi="함초롬바탕" w:eastAsia="함초롬바탕"/>
+          <w:b/>
+          <w:sz w:val="22"/>
+        </w:rPr>
+        <w:t>[원도심 체험 회복]</w:t>
+      </w:r>
+      <w:r>
+        <w:rPr>
+          <w:rFonts w:ascii="함초롬바탕" w:hAnsi="함초롬바탕" w:eastAsia="함초롬바탕"/>
+          <w:b w:val="0"/>
+          <w:sz w:val="22"/>
+        </w:rPr>
+        <w:t xml:space="preserve"> 원도심 방문객 100명 중 2명 참여 시 체험 결제 </w:t>
+      </w:r>
+      <w:r>
+        <w:rPr>
+          <w:rFonts w:ascii="함초롬바탕" w:hAnsi="함초롬바탕" w:eastAsia="함초롬바탕"/>
+          <w:b/>
+          <w:sz w:val="22"/>
+        </w:rPr>
+        <w:t>연 2.2만 건</w:t>
+      </w:r>
+      <w:r>
+        <w:rPr>
+          <w:rFonts w:ascii="함초롬바탕" w:hAnsi="함초롬바탕" w:eastAsia="함초롬바탕"/>
+          <w:b w:val="0"/>
+          <w:sz w:val="22"/>
+        </w:rPr>
+        <w:t xml:space="preserve">, 방문 1회당 체험·문화 소비 </w:t>
+      </w:r>
+      <w:r>
+        <w:rPr>
+          <w:rFonts w:ascii="함초롬바탕" w:hAnsi="함초롬바탕" w:eastAsia="함초롬바탕"/>
+          <w:b/>
+          <w:sz w:val="22"/>
+        </w:rPr>
+        <w:t>+3.5%</w:t>
+      </w:r>
+      <w:r>
+        <w:rPr>
+          <w:rFonts w:ascii="함초롬바탕" w:hAnsi="함초롬바탕" w:eastAsia="함초롬바탕"/>
+          <w:b w:val="0"/>
+          <w:sz w:val="22"/>
+        </w:rPr>
+        <w:t>(전국보다 더 줄어든 폭의 20% 회복), 안동 소비 연 1.6억 원 증가</w:t>
       </w:r>
     </w:p>
     <w:p>
@@ -1210,7 +1486,150 @@
           <w:b w:val="0"/>
           <w:sz w:val="22"/>
         </w:rPr>
-        <w:t>○ [조건부 예상 효과] 추정 파라미터로 1만 회 모의실험(운영 8개월, 중앙값, 반사실 차감)</w:t>
+        <w:t xml:space="preserve">○ 2) </w:t>
+      </w:r>
+      <w:r>
+        <w:rPr>
+          <w:rFonts w:ascii="함초롬바탕" w:hAnsi="함초롬바탕" w:eastAsia="함초롬바탕"/>
+          <w:b/>
+          <w:sz w:val="22"/>
+        </w:rPr>
+        <w:t>[흥행 조건과 효과]</w:t>
+      </w:r>
+      <w:r>
+        <w:rPr>
+          <w:rFonts w:ascii="함초롬바탕" w:hAnsi="함초롬바탕" w:eastAsia="함초롬바탕"/>
+          <w:b w:val="0"/>
+          <w:sz w:val="22"/>
+        </w:rPr>
+        <w:t xml:space="preserve"> 100명 중 4명(여행비 절반을 돌려준 강진 반값여행 수준)이면 +6.8%, 식당이 모든 손님에게 안내해 10명 중 1명이 참여하면 </w:t>
+      </w:r>
+      <w:r>
+        <w:rPr>
+          <w:rFonts w:ascii="함초롬바탕" w:hAnsi="함초롬바탕" w:eastAsia="함초롬바탕"/>
+          <w:b/>
+          <w:sz w:val="22"/>
+        </w:rPr>
+        <w:t>+17.2%</w:t>
+      </w:r>
+      <w:r>
+        <w:rPr>
+          <w:rFonts w:ascii="함초롬바탕" w:hAnsi="함초롬바탕" w:eastAsia="함초롬바탕"/>
+          <w:b w:val="0"/>
+          <w:sz w:val="22"/>
+        </w:rPr>
+        <w:t xml:space="preserve">(전국보다 더 줄어든 폭의 97% 회복). 절반을 되찾으려면 100명 중 약 5명 참여가 필요해 </w:t>
+      </w:r>
+      <w:r>
+        <w:rPr>
+          <w:rFonts w:ascii="함초롬바탕" w:hAnsi="함초롬바탕" w:eastAsia="함초롬바탕"/>
+          <w:b/>
+          <w:sz w:val="22"/>
+        </w:rPr>
+        <w:t>성패는 계산대 안내</w:t>
+      </w:r>
+    </w:p>
+    <w:p>
+      <w:pPr>
+        <w:ind w:left="227" w:hanging="227"/>
+      </w:pPr>
+      <w:r>
+        <w:rPr>
+          <w:rFonts w:ascii="함초롬바탕" w:hAnsi="함초롬바탕" w:eastAsia="함초롬바탕"/>
+          <w:b w:val="0"/>
+          <w:sz w:val="22"/>
+        </w:rPr>
+        <w:t xml:space="preserve">○ 3) </w:t>
+      </w:r>
+      <w:r>
+        <w:rPr>
+          <w:rFonts w:ascii="함초롬바탕" w:hAnsi="함초롬바탕" w:eastAsia="함초롬바탕"/>
+          <w:b/>
+          <w:sz w:val="22"/>
+        </w:rPr>
+        <w:t>[밤까지 이어지는 동선]</w:t>
+      </w:r>
+      <w:r>
+        <w:rPr>
+          <w:rFonts w:ascii="함초롬바탕" w:hAnsi="함초롬바탕" w:eastAsia="함초롬바탕"/>
+          <w:b w:val="0"/>
+          <w:sz w:val="22"/>
+        </w:rPr>
+        <w:t xml:space="preserve"> 셔틀·택시로 월영교에 새로 가는 저녁 이동 </w:t>
+      </w:r>
+      <w:r>
+        <w:rPr>
+          <w:rFonts w:ascii="함초롬바탕" w:hAnsi="함초롬바탕" w:eastAsia="함초롬바탕"/>
+          <w:b/>
+          <w:sz w:val="22"/>
+        </w:rPr>
+        <w:t>주말 하루 110명</w:t>
+      </w:r>
+      <w:r>
+        <w:rPr>
+          <w:rFonts w:ascii="함초롬바탕" w:hAnsi="함초롬바탕" w:eastAsia="함초롬바탕"/>
+          <w:b w:val="0"/>
+          <w:sz w:val="22"/>
+        </w:rPr>
+        <w:t>, 월영교 팝업 이용 주말 하루 128명, 늘어난 소비의 34%는 세 단계를 이어야만 생기는 몫</w:t>
+      </w:r>
+    </w:p>
+    <w:p>
+      <w:pPr>
+        <w:ind w:left="227" w:hanging="227"/>
+      </w:pPr>
+      <w:r>
+        <w:rPr>
+          <w:rFonts w:ascii="함초롬바탕" w:hAnsi="함초롬바탕" w:eastAsia="함초롬바탕"/>
+          <w:b w:val="0"/>
+          <w:sz w:val="22"/>
+        </w:rPr>
+        <w:t xml:space="preserve">○ 4) </w:t>
+      </w:r>
+      <w:r>
+        <w:rPr>
+          <w:rFonts w:ascii="함초롬바탕" w:hAnsi="함초롬바탕" w:eastAsia="함초롬바탕"/>
+          <w:b/>
+          <w:sz w:val="22"/>
+        </w:rPr>
+        <w:t>[수요 확인]</w:t>
+      </w:r>
+      <w:r>
+        <w:rPr>
+          <w:rFonts w:ascii="함초롬바탕" w:hAnsi="함초롬바탕" w:eastAsia="함초롬바탕"/>
+          <w:b w:val="0"/>
+          <w:sz w:val="22"/>
+        </w:rPr>
+        <w:t xml:space="preserve"> 방문객 설문 체험 할인 쿠폰 이용 의향 79%, 야간 셔틀 79%, 야간 팝업 82%(이 중 33~40%만 실제 행동으로 계산에 반영)</w:t>
+      </w:r>
+    </w:p>
+    <w:p>
+      <w:pPr>
+        <w:ind w:left="227" w:hanging="227"/>
+      </w:pPr>
+      <w:r>
+        <w:rPr>
+          <w:rFonts w:ascii="함초롬바탕" w:hAnsi="함초롬바탕" w:eastAsia="함초롬바탕"/>
+          <w:b w:val="0"/>
+          <w:sz w:val="22"/>
+        </w:rPr>
+        <w:t xml:space="preserve">○ 5) </w:t>
+      </w:r>
+      <w:r>
+        <w:rPr>
+          <w:rFonts w:ascii="함초롬바탕" w:hAnsi="함초롬바탕" w:eastAsia="함초롬바탕"/>
+          <w:b/>
+          <w:sz w:val="22"/>
+        </w:rPr>
+        <w:t>[검증과 확산]</w:t>
+      </w:r>
+      <w:r>
+        <w:rPr>
+          <w:rFonts w:ascii="함초롬바탕" w:hAnsi="함초롬바탕" w:eastAsia="함초롬바탕"/>
+          <w:b w:val="0"/>
+          <w:sz w:val="22"/>
+        </w:rPr>
+        <w:t xml:space="preserve"> 추첨 순서로 식당을 열어 83곳·5개월이면 체험 결제 +50% 효과를 85% 확률로 확인, 전국에서 안동과 같은 유형 6곳(영덕·양양·남해·울진·광명·강릉) 도출, 주민증 운영 52개 지자체(안동 포함)에 적용 가능</w:t>
       </w:r>
     </w:p>
     <w:tbl>
@@ -1229,7 +1648,7 @@
       <w:tr>
         <w:tc>
           <w:tcPr>
-            <w:tcW w:type="dxa" w:w="3288"/>
+            <w:tcW w:type="dxa" w:w="2948"/>
             <w:shd w:val="clear" w:color="auto" w:fill="E7E6E6"/>
           </w:tcPr>
           <w:p>
@@ -1243,13 +1662,13 @@
                 <w:b/>
                 <w:sz w:val="19"/>
               </w:rPr>
-              <w:t>지표</w:t>
+              <w:t>원도심 식당 83곳 운영 시</w:t>
             </w:r>
           </w:p>
         </w:tc>
         <w:tc>
           <w:tcPr>
-            <w:tcW w:type="dxa" w:w="1928"/>
+            <w:tcW w:type="dxa" w:w="2268"/>
             <w:shd w:val="clear" w:color="auto" w:fill="E7E6E6"/>
           </w:tcPr>
           <w:p>
@@ -1263,13 +1682,13 @@
                 <w:b/>
                 <w:sz w:val="19"/>
               </w:rPr>
-              <w:t>현재</w:t>
+              <w:t>기준(100명 중 2명)</w:t>
             </w:r>
           </w:p>
         </w:tc>
         <w:tc>
           <w:tcPr>
-            <w:tcW w:type="dxa" w:w="2041"/>
+            <w:tcW w:type="dxa" w:w="2154"/>
             <w:shd w:val="clear" w:color="auto" w:fill="E7E6E6"/>
           </w:tcPr>
           <w:p>
@@ -1283,13 +1702,13 @@
                 <w:b/>
                 <w:sz w:val="19"/>
               </w:rPr>
-              <w:t>기본안(식당 20곳)</w:t>
+              <w:t>흥행(4명)</w:t>
             </w:r>
           </w:p>
         </w:tc>
         <w:tc>
           <w:tcPr>
-            <w:tcW w:type="dxa" w:w="2381"/>
+            <w:tcW w:type="dxa" w:w="2268"/>
             <w:shd w:val="clear" w:color="auto" w:fill="E7E6E6"/>
           </w:tcPr>
           <w:p>
@@ -1303,7 +1722,7 @@
                 <w:b/>
                 <w:sz w:val="19"/>
               </w:rPr>
-              <w:t>확대안(83곳)</w:t>
+              <w:t>목표(10명)</w:t>
             </w:r>
           </w:p>
         </w:tc>
@@ -1311,7 +1730,7 @@
       <w:tr>
         <w:tc>
           <w:tcPr>
-            <w:tcW w:type="dxa" w:w="3288"/>
+            <w:tcW w:type="dxa" w:w="2948"/>
           </w:tcPr>
           <w:p>
             <w:pPr>
@@ -1324,13 +1743,13 @@
                 <w:b w:val="0"/>
                 <w:sz w:val="19"/>
               </w:rPr>
-              <w:t>릴레이 인증(월)</w:t>
+              <w:t>체험 결제(연간)</w:t>
             </w:r>
           </w:p>
         </w:tc>
         <w:tc>
           <w:tcPr>
-            <w:tcW w:type="dxa" w:w="1928"/>
+            <w:tcW w:type="dxa" w:w="2268"/>
           </w:tcPr>
           <w:p>
             <w:pPr>
@@ -1343,13 +1762,13 @@
                 <w:b w:val="0"/>
                 <w:sz w:val="19"/>
               </w:rPr>
-              <w:t>주민증 이용 888건</w:t>
+              <w:t>22,019건</w:t>
             </w:r>
           </w:p>
         </w:tc>
         <w:tc>
           <w:tcPr>
-            <w:tcW w:type="dxa" w:w="2041"/>
+            <w:tcW w:type="dxa" w:w="2154"/>
           </w:tcPr>
           <w:p>
             <w:pPr>
@@ -1362,13 +1781,13 @@
                 <w:b w:val="0"/>
                 <w:sz w:val="19"/>
               </w:rPr>
-              <w:t>315건</w:t>
+              <w:t>43,975건</w:t>
             </w:r>
           </w:p>
         </w:tc>
         <w:tc>
           <w:tcPr>
-            <w:tcW w:type="dxa" w:w="2381"/>
+            <w:tcW w:type="dxa" w:w="2268"/>
           </w:tcPr>
           <w:p>
             <w:pPr>
@@ -1381,7 +1800,7 @@
                 <w:b w:val="0"/>
                 <w:sz w:val="19"/>
               </w:rPr>
-              <w:t>6,604건</w:t>
+              <w:t>109,915건</w:t>
             </w:r>
           </w:p>
         </w:tc>
@@ -1389,7 +1808,7 @@
       <w:tr>
         <w:tc>
           <w:tcPr>
-            <w:tcW w:type="dxa" w:w="3288"/>
+            <w:tcW w:type="dxa" w:w="2948"/>
           </w:tcPr>
           <w:p>
             <w:pPr>
@@ -1402,13 +1821,13 @@
                 <w:b w:val="0"/>
                 <w:sz w:val="19"/>
               </w:rPr>
-              <w:t>체험 결제(낮 + 저녁)</w:t>
+              <w:t>방문 1회당 체험·문화 소비</w:t>
             </w:r>
           </w:p>
         </w:tc>
         <w:tc>
           <w:tcPr>
-            <w:tcW w:type="dxa" w:w="1928"/>
+            <w:tcW w:type="dxa" w:w="2268"/>
           </w:tcPr>
           <w:p>
             <w:pPr>
@@ -1421,13 +1840,13 @@
                 <w:b w:val="0"/>
                 <w:sz w:val="19"/>
               </w:rPr>
-              <w:t>주민증 체험 월 약 7건</w:t>
+              <w:t>+3.5%</w:t>
             </w:r>
           </w:p>
         </w:tc>
         <w:tc>
           <w:tcPr>
-            <w:tcW w:type="dxa" w:w="2041"/>
+            <w:tcW w:type="dxa" w:w="2154"/>
           </w:tcPr>
           <w:p>
             <w:pPr>
@@ -1440,13 +1859,13 @@
                 <w:b w:val="0"/>
                 <w:sz w:val="19"/>
               </w:rPr>
-              <w:t>664건</w:t>
+              <w:t>+6.8%</w:t>
             </w:r>
           </w:p>
         </w:tc>
         <w:tc>
           <w:tcPr>
-            <w:tcW w:type="dxa" w:w="2381"/>
+            <w:tcW w:type="dxa" w:w="2268"/>
           </w:tcPr>
           <w:p>
             <w:pPr>
@@ -1459,7 +1878,7 @@
                 <w:b w:val="0"/>
                 <w:sz w:val="19"/>
               </w:rPr>
-              <w:t>13,684건</w:t>
+              <w:t>+17.2%</w:t>
             </w:r>
           </w:p>
         </w:tc>
@@ -1467,7 +1886,7 @@
       <w:tr>
         <w:tc>
           <w:tcPr>
-            <w:tcW w:type="dxa" w:w="3288"/>
+            <w:tcW w:type="dxa" w:w="2948"/>
           </w:tcPr>
           <w:p>
             <w:pPr>
@@ -1480,13 +1899,13 @@
                 <w:b w:val="0"/>
                 <w:sz w:val="19"/>
               </w:rPr>
-              <w:t>저녁 체험(문보트, 연결로만 발생)</w:t>
+              <w:t>전국보다 더 줄어든 폭 중 되찾는 비율</w:t>
             </w:r>
           </w:p>
         </w:tc>
         <w:tc>
           <w:tcPr>
-            <w:tcW w:type="dxa" w:w="1928"/>
+            <w:tcW w:type="dxa" w:w="2268"/>
           </w:tcPr>
           <w:p>
             <w:pPr>
@@ -1499,13 +1918,13 @@
                 <w:b w:val="0"/>
                 <w:sz w:val="19"/>
               </w:rPr>
-              <w:t>0건</w:t>
+              <w:t>20%</w:t>
             </w:r>
           </w:p>
         </w:tc>
         <w:tc>
           <w:tcPr>
-            <w:tcW w:type="dxa" w:w="2041"/>
+            <w:tcW w:type="dxa" w:w="2154"/>
           </w:tcPr>
           <w:p>
             <w:pPr>
@@ -1518,13 +1937,13 @@
                 <w:b w:val="0"/>
                 <w:sz w:val="19"/>
               </w:rPr>
-              <w:t>107건</w:t>
+              <w:t>39%</w:t>
             </w:r>
           </w:p>
         </w:tc>
         <w:tc>
           <w:tcPr>
-            <w:tcW w:type="dxa" w:w="2381"/>
+            <w:tcW w:type="dxa" w:w="2268"/>
           </w:tcPr>
           <w:p>
             <w:pPr>
@@ -1537,7 +1956,7 @@
                 <w:b w:val="0"/>
                 <w:sz w:val="19"/>
               </w:rPr>
-              <w:t>2,221건</w:t>
+              <w:t>97%</w:t>
             </w:r>
           </w:p>
         </w:tc>
@@ -1545,7 +1964,7 @@
       <w:tr>
         <w:tc>
           <w:tcPr>
-            <w:tcW w:type="dxa" w:w="3288"/>
+            <w:tcW w:type="dxa" w:w="2948"/>
           </w:tcPr>
           <w:p>
             <w:pPr>
@@ -1558,13 +1977,13 @@
                 <w:b w:val="0"/>
                 <w:sz w:val="19"/>
               </w:rPr>
-              <w:t>19시 이후 원도심→월영교 운행</w:t>
+              <w:t>월영교로 새로 가는 저녁 이동</w:t>
             </w:r>
           </w:p>
         </w:tc>
         <w:tc>
           <w:tcPr>
-            <w:tcW w:type="dxa" w:w="1928"/>
+            <w:tcW w:type="dxa" w:w="2268"/>
           </w:tcPr>
           <w:p>
             <w:pPr>
@@ -1577,13 +1996,13 @@
                 <w:b w:val="0"/>
                 <w:sz w:val="19"/>
               </w:rPr>
-              <w:t>0회</w:t>
+              <w:t>주말 하루 110명</w:t>
             </w:r>
           </w:p>
         </w:tc>
         <w:tc>
           <w:tcPr>
-            <w:tcW w:type="dxa" w:w="2041"/>
+            <w:tcW w:type="dxa" w:w="2154"/>
           </w:tcPr>
           <w:p>
             <w:pPr>
@@ -1596,13 +2015,13 @@
                 <w:b w:val="0"/>
                 <w:sz w:val="19"/>
               </w:rPr>
-              <w:t>하루 2회</w:t>
+              <w:t>주말 하루 217명</w:t>
             </w:r>
           </w:p>
         </w:tc>
         <w:tc>
           <w:tcPr>
-            <w:tcW w:type="dxa" w:w="2381"/>
+            <w:tcW w:type="dxa" w:w="2268"/>
           </w:tcPr>
           <w:p>
             <w:pPr>
@@ -1615,7 +2034,7 @@
                 <w:b w:val="0"/>
                 <w:sz w:val="19"/>
               </w:rPr>
-              <w:t>하루 30회(셔틀)</w:t>
+              <w:t>주말 하루 549명</w:t>
             </w:r>
           </w:p>
         </w:tc>
@@ -1623,7 +2042,7 @@
       <w:tr>
         <w:tc>
           <w:tcPr>
-            <w:tcW w:type="dxa" w:w="3288"/>
+            <w:tcW w:type="dxa" w:w="2948"/>
           </w:tcPr>
           <w:p>
             <w:pPr>
@@ -1636,13 +2055,13 @@
                 <w:b w:val="0"/>
                 <w:sz w:val="19"/>
               </w:rPr>
-              <w:t>월영교 21시 식사 가능 / 주점</w:t>
+              <w:t>안동에서 늘어나는 소비(연간)</w:t>
             </w:r>
           </w:p>
         </w:tc>
         <w:tc>
           <w:tcPr>
-            <w:tcW w:type="dxa" w:w="1928"/>
+            <w:tcW w:type="dxa" w:w="2268"/>
           </w:tcPr>
           <w:p>
             <w:pPr>
@@ -1655,13 +2074,13 @@
                 <w:b w:val="0"/>
                 <w:sz w:val="19"/>
               </w:rPr>
-              <w:t>3곳 / 0곳</w:t>
+              <w:t>1.56억 원</w:t>
             </w:r>
           </w:p>
         </w:tc>
         <w:tc>
           <w:tcPr>
-            <w:tcW w:type="dxa" w:w="2041"/>
+            <w:tcW w:type="dxa" w:w="2154"/>
           </w:tcPr>
           <w:p>
             <w:pPr>
@@ -1674,13 +2093,13 @@
                 <w:b w:val="0"/>
                 <w:sz w:val="19"/>
               </w:rPr>
-              <w:t>11곳 / 8곳</w:t>
+              <w:t>2.86억 원</w:t>
             </w:r>
           </w:p>
         </w:tc>
         <w:tc>
           <w:tcPr>
-            <w:tcW w:type="dxa" w:w="2381"/>
+            <w:tcW w:type="dxa" w:w="2268"/>
           </w:tcPr>
           <w:p>
             <w:pPr>
@@ -1693,241 +2112,7 @@
                 <w:b w:val="0"/>
                 <w:sz w:val="19"/>
               </w:rPr>
-              <w:t>11곳 / 8곳</w:t>
-            </w:r>
-          </w:p>
-        </w:tc>
-      </w:tr>
-      <w:tr>
-        <w:tc>
-          <w:tcPr>
-            <w:tcW w:type="dxa" w:w="3288"/>
-          </w:tcPr>
-          <w:p>
-            <w:pPr>
-              <w:spacing w:line="300" w:lineRule="auto"/>
-            </w:pPr>
-            <w:r/>
-            <w:r>
-              <w:rPr>
-                <w:rFonts w:ascii="함초롬바탕" w:hAnsi="함초롬바탕" w:eastAsia="함초롬바탕"/>
-                <w:b w:val="0"/>
-                <w:sz w:val="19"/>
-              </w:rPr>
-              <w:t>방문당 체험·문화 소비</w:t>
-            </w:r>
-          </w:p>
-        </w:tc>
-        <w:tc>
-          <w:tcPr>
-            <w:tcW w:type="dxa" w:w="1928"/>
-          </w:tcPr>
-          <w:p>
-            <w:pPr>
-              <w:spacing w:line="300" w:lineRule="auto"/>
-            </w:pPr>
-            <w:r/>
-            <w:r>
-              <w:rPr>
-                <w:rFonts w:ascii="함초롬바탕" w:hAnsi="함초롬바탕" w:eastAsia="함초롬바탕"/>
-                <w:b w:val="0"/>
-                <w:sz w:val="19"/>
-              </w:rPr>
-              <w:t>152.7원</w:t>
-            </w:r>
-          </w:p>
-        </w:tc>
-        <w:tc>
-          <w:tcPr>
-            <w:tcW w:type="dxa" w:w="2041"/>
-          </w:tcPr>
-          <w:p>
-            <w:pPr>
-              <w:spacing w:line="300" w:lineRule="auto"/>
-            </w:pPr>
-            <w:r/>
-            <w:r>
-              <w:rPr>
-                <w:rFonts w:ascii="함초롬바탕" w:hAnsi="함초롬바탕" w:eastAsia="함초롬바탕"/>
-                <w:b w:val="0"/>
-                <w:sz w:val="19"/>
-              </w:rPr>
-              <w:t>+0.2%</w:t>
-            </w:r>
-          </w:p>
-        </w:tc>
-        <w:tc>
-          <w:tcPr>
-            <w:tcW w:type="dxa" w:w="2381"/>
-          </w:tcPr>
-          <w:p>
-            <w:pPr>
-              <w:spacing w:line="300" w:lineRule="auto"/>
-            </w:pPr>
-            <w:r/>
-            <w:r>
-              <w:rPr>
-                <w:rFonts w:ascii="함초롬바탕" w:hAnsi="함초롬바탕" w:eastAsia="함초롬바탕"/>
-                <w:b w:val="0"/>
-                <w:sz w:val="19"/>
-              </w:rPr>
-              <w:t>+4.0%(격차의 22%)</w:t>
-            </w:r>
-          </w:p>
-        </w:tc>
-      </w:tr>
-      <w:tr>
-        <w:tc>
-          <w:tcPr>
-            <w:tcW w:type="dxa" w:w="3288"/>
-          </w:tcPr>
-          <w:p>
-            <w:pPr>
-              <w:spacing w:line="300" w:lineRule="auto"/>
-            </w:pPr>
-            <w:r/>
-            <w:r>
-              <w:rPr>
-                <w:rFonts w:ascii="함초롬바탕" w:hAnsi="함초롬바탕" w:eastAsia="함초롬바탕"/>
-                <w:b w:val="0"/>
-                <w:sz w:val="19"/>
-              </w:rPr>
-              <w:t>안동 내 추가 소비</w:t>
-            </w:r>
-          </w:p>
-        </w:tc>
-        <w:tc>
-          <w:tcPr>
-            <w:tcW w:type="dxa" w:w="1928"/>
-          </w:tcPr>
-          <w:p>
-            <w:pPr>
-              <w:spacing w:line="300" w:lineRule="auto"/>
-            </w:pPr>
-            <w:r/>
-            <w:r>
-              <w:rPr>
-                <w:rFonts w:ascii="함초롬바탕" w:hAnsi="함초롬바탕" w:eastAsia="함초롬바탕"/>
-                <w:b w:val="0"/>
-                <w:sz w:val="19"/>
-              </w:rPr>
-              <w:t>-</w:t>
-            </w:r>
-          </w:p>
-        </w:tc>
-        <w:tc>
-          <w:tcPr>
-            <w:tcW w:type="dxa" w:w="2041"/>
-          </w:tcPr>
-          <w:p>
-            <w:pPr>
-              <w:spacing w:line="300" w:lineRule="auto"/>
-            </w:pPr>
-            <w:r/>
-            <w:r>
-              <w:rPr>
-                <w:rFonts w:ascii="함초롬바탕" w:hAnsi="함초롬바탕" w:eastAsia="함초롬바탕"/>
-                <w:b w:val="0"/>
-                <w:sz w:val="19"/>
-              </w:rPr>
-              <w:t>0.19억 원</w:t>
-            </w:r>
-          </w:p>
-        </w:tc>
-        <w:tc>
-          <w:tcPr>
-            <w:tcW w:type="dxa" w:w="2381"/>
-          </w:tcPr>
-          <w:p>
-            <w:pPr>
-              <w:spacing w:line="300" w:lineRule="auto"/>
-            </w:pPr>
-            <w:r/>
-            <w:r>
-              <w:rPr>
-                <w:rFonts w:ascii="함초롬바탕" w:hAnsi="함초롬바탕" w:eastAsia="함초롬바탕"/>
-                <w:b w:val="0"/>
-                <w:sz w:val="19"/>
-              </w:rPr>
-              <w:t>1.03억 원</w:t>
-            </w:r>
-          </w:p>
-        </w:tc>
-      </w:tr>
-      <w:tr>
-        <w:tc>
-          <w:tcPr>
-            <w:tcW w:type="dxa" w:w="3288"/>
-          </w:tcPr>
-          <w:p>
-            <w:pPr>
-              <w:spacing w:line="300" w:lineRule="auto"/>
-            </w:pPr>
-            <w:r/>
-            <w:r>
-              <w:rPr>
-                <w:rFonts w:ascii="함초롬바탕" w:hAnsi="함초롬바탕" w:eastAsia="함초롬바탕"/>
-                <w:b w:val="0"/>
-                <w:sz w:val="19"/>
-              </w:rPr>
-              <w:t>그중 단계를 이어야만 생기는 몫</w:t>
-            </w:r>
-          </w:p>
-        </w:tc>
-        <w:tc>
-          <w:tcPr>
-            <w:tcW w:type="dxa" w:w="1928"/>
-          </w:tcPr>
-          <w:p>
-            <w:pPr>
-              <w:spacing w:line="300" w:lineRule="auto"/>
-            </w:pPr>
-            <w:r/>
-            <w:r>
-              <w:rPr>
-                <w:rFonts w:ascii="함초롬바탕" w:hAnsi="함초롬바탕" w:eastAsia="함초롬바탕"/>
-                <w:b w:val="0"/>
-                <w:sz w:val="19"/>
-              </w:rPr>
-              <w:t>-</w:t>
-            </w:r>
-          </w:p>
-        </w:tc>
-        <w:tc>
-          <w:tcPr>
-            <w:tcW w:type="dxa" w:w="2041"/>
-          </w:tcPr>
-          <w:p>
-            <w:pPr>
-              <w:spacing w:line="300" w:lineRule="auto"/>
-            </w:pPr>
-            <w:r/>
-            <w:r>
-              <w:rPr>
-                <w:rFonts w:ascii="함초롬바탕" w:hAnsi="함초롬바탕" w:eastAsia="함초롬바탕"/>
-                <w:b w:val="0"/>
-                <w:sz w:val="19"/>
-              </w:rPr>
-              <w:t>6%</w:t>
-            </w:r>
-          </w:p>
-        </w:tc>
-        <w:tc>
-          <w:tcPr>
-            <w:tcW w:type="dxa" w:w="2381"/>
-          </w:tcPr>
-          <w:p>
-            <w:pPr>
-              <w:spacing w:line="300" w:lineRule="auto"/>
-            </w:pPr>
-            <w:r/>
-            <w:r>
-              <w:rPr>
-                <w:rFonts w:ascii="함초롬바탕" w:hAnsi="함초롬바탕" w:eastAsia="함초롬바탕"/>
-                <w:b w:val="0"/>
-                <w:sz w:val="19"/>
-              </w:rPr>
-              <w:t>21%</w:t>
+              <w:t>6.91억 원</w:t>
             </w:r>
           </w:p>
         </w:tc>
@@ -1941,61 +2126,9 @@
         <w:rPr>
           <w:rFonts w:ascii="함초롬바탕" w:hAnsi="함초롬바탕" w:eastAsia="함초롬바탕"/>
           <w:b w:val="0"/>
-          <w:sz w:val="20"/>
-        </w:rPr>
-        <w:t>○ 예상 효과는 시행 전 조건부 값(구간·가정은 참고자료). 가정 중 결과를 가장 흔드는 체험 결제율·참여율·반사실은 시행 첫 달 QR 인증·체험 결제 기록으로 실측해 갱신</w:t>
-      </w:r>
-    </w:p>
-    <w:p>
-      <w:pPr>
-        <w:ind w:left="227" w:hanging="227"/>
-      </w:pPr>
-      <w:r>
-        <w:rPr>
-          <w:rFonts w:ascii="함초롬바탕" w:hAnsi="함초롬바탕" w:eastAsia="함초롬바탕"/>
-          <w:b w:val="0"/>
-          <w:sz w:val="22"/>
-        </w:rPr>
-        <w:t>○ [필요 조건] 83곳 기준 격차(−16.8%)의 절반을 메우려면 참여 식당 방문객의 5.3%가 인증해야 함(확인된 이용률은 1% 이하, 1%면 격차의 9%) → 성패는 계산대 권유로 인증률을 올리는 데 달렸고 시행 첫 달 인증 기록으로 판정</w:t>
-      </w:r>
-    </w:p>
-    <w:p>
-      <w:pPr>
-        <w:ind w:left="227" w:hanging="227"/>
-      </w:pPr>
-      <w:r>
-        <w:rPr>
-          <w:rFonts w:ascii="함초롬바탕" w:hAnsi="함초롬바탕" w:eastAsia="함초롬바탕"/>
-          <w:b w:val="0"/>
-          <w:sz w:val="22"/>
-        </w:rPr>
-        <w:t>○ [시행 후 평가] 효과는 원인이 생기는 곳에서 재고 증상으로 환산: 참여 식당을 추첨 순서로 열어 체험 전환 효과를 확인(83곳이면 5개월 안에 +50% 효과를 86% 확률로 판정)하고, 그 효과로 체험·문화 소비 격차(−16.8%) 중 메운 비율을 계산하며, 도시 추세는 비슷한 시·군과 비교해 함께 봄</w:t>
-      </w:r>
-    </w:p>
-    <w:p>
-      <w:pPr>
-        <w:ind w:left="227" w:hanging="227"/>
-      </w:pPr>
-      <w:r>
-        <w:rPr>
-          <w:rFonts w:ascii="함초롬바탕" w:hAnsi="함초롬바탕" w:eastAsia="함초롬바탕"/>
-          <w:b w:val="0"/>
-          <w:sz w:val="22"/>
-        </w:rPr>
-        <w:t>○ [파급력] 전국 144개 시·군 진단표로 안동과 같은 유형(체험 소비 하락 + 짧은 숙박) 6곳(영덕·양양·남해·울진·광명·강릉) 도출 → 확산 후보. 주민증을 운영하는 52개 지자체에 같은 구조(혜택 배치 진단 + 시간 창 + 연결 혜택)로 적용 가능</w:t>
-      </w:r>
-    </w:p>
-    <w:p>
-      <w:pPr>
-        <w:ind w:left="227" w:hanging="227"/>
-      </w:pPr>
-      <w:r>
-        <w:rPr>
-          <w:rFonts w:ascii="함초롬바탕" w:hAnsi="함초롬바탕" w:eastAsia="함초롬바탕"/>
-          <w:b w:val="0"/>
           <w:sz w:val="19"/>
         </w:rPr>
-        <w:t>* 관련 자료(참고자료 zip): 분석보고서(PDF)·데이터 대시보드(엑셀), 전국 진단표(엑셀), 분석 스크립트</w:t>
+        <w:t>* 효과는 시행 전 예측(2026년 1~8월 자료의 연간 환산, 1만 번 계산의 가운데 값, 할인액·원래 썼을 돈 제외)이며 시행 첫 달 실제 기록으로 다시 계산. 참고자료 zip: 분석보고서(PDF)·데이터 대시보드(엑셀)·전국 진단표·분석 스크립트</w:t>
       </w:r>
     </w:p>
     <w:sectPr>

--- a/보고서/서식4_20260923/안동이어드림_서식4_활용사례_20260923.docx
+++ b/보고서/서식4_20260923/안동이어드림_서식4_활용사례_20260923.docx
@@ -475,7 +475,7 @@
           <w:b w:val="0"/>
           <w:sz w:val="21"/>
         </w:rPr>
-        <w:t>- 관심관광지 검색 중 역사유적지 비중은 26.4%로 경주(18.4%)보다 높아(2026년 1~8월) 볼거리 수요는 형성되어 있음</w:t>
+        <w:t>- 관심관광지 검색 중 역사유적지 비중은 26.4%로 경주(18.4%)보다 높아(2026년 1~8월) 볼거리를 찾는 수요는 있음</w:t>
       </w:r>
     </w:p>
     <w:p>
@@ -504,7 +504,7 @@
           <w:b w:val="0"/>
           <w:sz w:val="21"/>
         </w:rPr>
-        <w:t>(소비 건수 점유율 ÷ 방문 점유율, 원도심 1.73, 철도공사 2022.4~6), 목적지 검색 비중도 11.4% → 5.2%(2018→2025년)로 경주 불국사·동궁과월지 등(−30%대)과 뚜렷이 구분되는 하락 → 관람 수요가 지역 내 유료 결제로 이어지지 않는 구조적 단절</w:t>
+        <w:t>(소비 건수 점유율 ÷ 방문 점유율, 원도심 1.73, 철도공사 2022.4~6), 목적지 검색 비중도 11.4% → 5.2%(2018→2025년)로 경주 불국사·동궁과월지 등(−30%대)과 뚜렷이 구분되는 하락 → 보러 온 방문객이 지역 안에서 유료로 결제하는 데까지 이어지지 않음</w:t>
       </w:r>
     </w:p>
     <w:p>
@@ -1518,15 +1518,7 @@
           <w:b w:val="0"/>
           <w:sz w:val="22"/>
         </w:rPr>
-        <w:t xml:space="preserve">(전국보다 더 줄어든 폭의 97% 회복). 절반을 되찾으려면 100명 중 약 5명 참여가 필요해 </w:t>
-      </w:r>
-      <w:r>
-        <w:rPr>
-          <w:rFonts w:ascii="함초롬바탕" w:hAnsi="함초롬바탕" w:eastAsia="함초롬바탕"/>
-          <w:b/>
-          <w:sz w:val="22"/>
-        </w:rPr>
-        <w:t>성패는 계산대 안내</w:t>
+        <w:t>(전국보다 더 줄어든 폭의 97% 회복). 절반을 되찾으려면 100명 중 약 5명 참여가 필요하고, 이 참여율은 계산대에서 얼마나 안내하느냐에 달림</w:t>
       </w:r>
     </w:p>
     <w:p>
@@ -1571,7 +1563,7 @@
           <w:b w:val="0"/>
           <w:sz w:val="22"/>
         </w:rPr>
-        <w:t>, 월영교 팝업 이용 주말 하루 128명, 늘어난 소비의 34%는 세 단계를 이어야만 생기는 몫</w:t>
+        <w:t>, 월영교 팝업 이용 주말 하루 128명, 늘어난 소비 중 34%는 세 단계를 이어야만 생김</w:t>
       </w:r>
     </w:p>
     <w:p>

--- a/보고서/서식4_20260923/안동이어드림_서식4_활용사례_20260923.docx
+++ b/보고서/서식4_20260923/안동이어드림_서식4_활용사례_20260923.docx
@@ -578,7 +578,23 @@
           <w:b w:val="0"/>
           <w:sz w:val="22"/>
         </w:rPr>
-        <w:t xml:space="preserve"> 월영교 방문객 유입(외곽 관광객 54.8% 집결) 대비 야간 식사 가능 업소 18.8%(16곳 중 3곳)로 소비 전환 한계</w:t>
+        <w:t xml:space="preserve"> 만휴정·도산서원 방문객 절반 이상이 월영교로 모이지만, 반경 1km 음식점 16곳 중 </w:t>
+      </w:r>
+      <w:r>
+        <w:rPr>
+          <w:rFonts w:ascii="함초롬바탕" w:hAnsi="함초롬바탕" w:eastAsia="함초롬바탕"/>
+          <w:b/>
+          <w:sz w:val="22"/>
+        </w:rPr>
+        <w:t>13곳(81%)이 21시 전 식사 마감</w:t>
+      </w:r>
+      <w:r>
+        <w:rPr>
+          <w:rFonts w:ascii="함초롬바탕" w:hAnsi="함초롬바탕" w:eastAsia="함초롬바탕"/>
+          <w:b w:val="0"/>
+          <w:sz w:val="22"/>
+        </w:rPr>
+        <w:t>·주점 0곳 → 모인 사람이 돈 쓸 곳이 없음</w:t>
       </w:r>
     </w:p>
     <w:p>
@@ -591,7 +607,7 @@
           <w:b w:val="0"/>
           <w:sz w:val="21"/>
         </w:rPr>
-        <w:t>- 외곽 주요 관광지 방문객의 절반 이상이 월영교를 함께 찾음(만휴정 54.8%, 도산서원 54.2%)</w:t>
+        <w:t>- 외곽 주요 관광지 방문객의 절반 이상이 월영교를 함께 찾음(만휴정 54.8%, 도산서원 54.2%, 전체 평균 30.9%의 1.8배)</w:t>
       </w:r>
     </w:p>
     <w:p>
@@ -1316,7 +1332,7 @@
           <w:b w:val="0"/>
           <w:sz w:val="20"/>
         </w:rPr>
-        <w:t>○ 아직 정하지 않은 것: 팝업 부스 수·차량 대수(이용량·견적 확인 후), 주민증 조건형 혜택 가능 여부(안 되면 영수증 QR 방식)</w:t>
+        <w:t>○ 아직 정하지 않은 것: 팝업 부스 수·차량 대수(이용량·견적 확인 후). 인증은 영수증 QR(누구나)과 주민증 조건형 혜택을 병행(조건형 가능 여부 확인 중)</w:t>
       </w:r>
     </w:p>
     <w:p>
@@ -1433,7 +1449,7 @@
           <w:b/>
           <w:sz w:val="22"/>
         </w:rPr>
-        <w:t>[원도심 체험 회복]</w:t>
+        <w:t>[체험 소비 회복]</w:t>
       </w:r>
       <w:r>
         <w:rPr>
@@ -1441,7 +1457,7 @@
           <w:b w:val="0"/>
           <w:sz w:val="22"/>
         </w:rPr>
-        <w:t xml:space="preserve"> 원도심 방문객 100명 중 2명 참여 시 체험 결제 </w:t>
+        <w:t xml:space="preserve"> 방문당 체험·문화 소비 감소폭 −16.8%(146곳 중 22위) → 참여 2%면 −13.9%(27위), 10명 중 1명 참여하면 </w:t>
       </w:r>
       <w:r>
         <w:rPr>
@@ -1449,7 +1465,7 @@
           <w:b/>
           <w:sz w:val="22"/>
         </w:rPr>
-        <w:t>연 2.2만 건</w:t>
+        <w:t>−2.5%로 전국 중앙 수준</w:t>
       </w:r>
       <w:r>
         <w:rPr>
@@ -1457,23 +1473,7 @@
           <w:b w:val="0"/>
           <w:sz w:val="22"/>
         </w:rPr>
-        <w:t xml:space="preserve">, 방문 1회당 체험·문화 소비 </w:t>
-      </w:r>
-      <w:r>
-        <w:rPr>
-          <w:rFonts w:ascii="함초롬바탕" w:hAnsi="함초롬바탕" w:eastAsia="함초롬바탕"/>
-          <w:b/>
-          <w:sz w:val="22"/>
-        </w:rPr>
-        <w:t>+3.5%</w:t>
-      </w:r>
-      <w:r>
-        <w:rPr>
-          <w:rFonts w:ascii="함초롬바탕" w:hAnsi="함초롬바탕" w:eastAsia="함초롬바탕"/>
-          <w:b w:val="0"/>
-          <w:sz w:val="22"/>
-        </w:rPr>
-        <w:t>(전국보다 더 줄어든 폭의 20% 회복), 안동 소비 연 1.6억 원 증가</w:t>
+        <w:t>(−2.0%)</w:t>
       </w:r>
     </w:p>
     <w:p>
@@ -1494,7 +1494,7 @@
           <w:b/>
           <w:sz w:val="22"/>
         </w:rPr>
-        <w:t>[흥행 조건과 효과]</w:t>
+        <w:t>[원도심 혜택 공백·주민증 활성화]</w:t>
       </w:r>
       <w:r>
         <w:rPr>
@@ -1502,7 +1502,7 @@
           <w:b w:val="0"/>
           <w:sz w:val="22"/>
         </w:rPr>
-        <w:t xml:space="preserve"> 100명 중 4명(여행비 절반을 돌려준 강진 반값여행 수준)이면 +6.8%, 식당이 모든 손님에게 안내해 10명 중 1명이 참여하면 </w:t>
+        <w:t xml:space="preserve"> 방문 1위 원도심의 혜택 업체 </w:t>
       </w:r>
       <w:r>
         <w:rPr>
@@ -1510,7 +1510,7 @@
           <w:b/>
           <w:sz w:val="22"/>
         </w:rPr>
-        <w:t>+17.2%</w:t>
+        <w:t>0곳 → 83곳</w:t>
       </w:r>
       <w:r>
         <w:rPr>
@@ -1518,7 +1518,7 @@
           <w:b w:val="0"/>
           <w:sz w:val="22"/>
         </w:rPr>
-        <w:t>(전국보다 더 줄어든 폭의 97% 회복). 절반을 되찾으려면 100명 중 약 5명 참여가 필요하고, 이 참여율은 계산대에서 얼마나 안내하느냐에 달림</w:t>
+        <w:t>(식당 → 체험 인증 월 5,452건), 주민증 조건형 혜택 병행 시 주민증 이용 월 888건 → 약 1,150건(+30%)</w:t>
       </w:r>
     </w:p>
     <w:p>
@@ -1547,7 +1547,7 @@
           <w:b w:val="0"/>
           <w:sz w:val="22"/>
         </w:rPr>
-        <w:t xml:space="preserve"> 셔틀·택시로 월영교에 새로 가는 저녁 이동 </w:t>
+        <w:t xml:space="preserve"> 19시 이후 버스 0회 → 월영교에 새로 가는 저녁 이동 </w:t>
       </w:r>
       <w:r>
         <w:rPr>
@@ -1563,7 +1563,7 @@
           <w:b w:val="0"/>
           <w:sz w:val="22"/>
         </w:rPr>
-        <w:t>, 월영교 팝업 이용 주말 하루 128명, 늘어난 소비 중 34%는 세 단계를 이어야만 생김</w:t>
+        <w:t>, 주점 0곳 → 야간 팝업 이용 주말 하루 128명</w:t>
       </w:r>
     </w:p>
     <w:p>
@@ -1584,7 +1584,7 @@
           <w:b/>
           <w:sz w:val="22"/>
         </w:rPr>
-        <w:t>[수요 확인]</w:t>
+        <w:t>[지역 소비]</w:t>
       </w:r>
       <w:r>
         <w:rPr>
@@ -1592,7 +1592,23 @@
           <w:b w:val="0"/>
           <w:sz w:val="22"/>
         </w:rPr>
-        <w:t xml:space="preserve"> 방문객 설문 체험 할인 쿠폰 이용 의향 79%, 야간 셔틀 79%, 야간 팝업 82%(이 중 33~40%만 실제 행동으로 계산에 반영)</w:t>
+        <w:t xml:space="preserve"> 안동 추가 소비 </w:t>
+      </w:r>
+      <w:r>
+        <w:rPr>
+          <w:rFonts w:ascii="함초롬바탕" w:hAnsi="함초롬바탕" w:eastAsia="함초롬바탕"/>
+          <w:b/>
+          <w:sz w:val="22"/>
+        </w:rPr>
+        <w:t>연 1.56억 원</w:t>
+      </w:r>
+      <w:r>
+        <w:rPr>
+          <w:rFonts w:ascii="함초롬바탕" w:hAnsi="함초롬바탕" w:eastAsia="함초롬바탕"/>
+          <w:b w:val="0"/>
+          <w:sz w:val="22"/>
+        </w:rPr>
+        <w:t>(할인액·원래 썼을 돈 제외), 이 중 34%는 세 단계를 이어야만 생김</w:t>
       </w:r>
     </w:p>
     <w:p>
@@ -1621,7 +1637,7 @@
           <w:b w:val="0"/>
           <w:sz w:val="22"/>
         </w:rPr>
-        <w:t xml:space="preserve"> 추첨 순서로 식당을 열어 83곳·5개월이면 체험 결제 +50% 효과를 85% 확률로 확인, 전국에서 안동과 같은 유형 6곳(영덕·양양·남해·울진·광명·강릉) 도출, 주민증 운영 52개 지자체(안동 포함)에 적용 가능</w:t>
+        <w:t xml:space="preserve"> 식당 83곳을 추첨 순서로 열면 5개월 만에 효과를 85% 확률로 확인, 안동과 같은 유형 6곳(영덕·양양·남해·울진·광명·강릉)·주민증 운영 52개 지자체에 적용 가능</w:t>
       </w:r>
     </w:p>
     <w:tbl>
@@ -1735,7 +1751,7 @@
                 <w:b w:val="0"/>
                 <w:sz w:val="19"/>
               </w:rPr>
-              <w:t>체험 결제(연간)</w:t>
+              <w:t>방문당 체험·문화 소비(지금 152.7원, −16.8%)</w:t>
             </w:r>
           </w:p>
         </w:tc>
@@ -1754,7 +1770,7 @@
                 <w:b w:val="0"/>
                 <w:sz w:val="19"/>
               </w:rPr>
-              <w:t>22,019건</w:t>
+              <w:t>158.0원(−13.9%)</w:t>
             </w:r>
           </w:p>
         </w:tc>
@@ -1773,7 +1789,7 @@
                 <w:b w:val="0"/>
                 <w:sz w:val="19"/>
               </w:rPr>
-              <w:t>43,975건</w:t>
+              <w:t>163.1원(−11.1%)</w:t>
             </w:r>
           </w:p>
         </w:tc>
@@ -1792,7 +1808,7 @@
                 <w:b w:val="0"/>
                 <w:sz w:val="19"/>
               </w:rPr>
-              <w:t>109,915건</w:t>
+              <w:t>179.0원(−2.5%)</w:t>
             </w:r>
           </w:p>
         </w:tc>
@@ -1813,7 +1829,7 @@
                 <w:b w:val="0"/>
                 <w:sz w:val="19"/>
               </w:rPr>
-              <w:t>방문 1회당 체험·문화 소비</w:t>
+              <w:t>146곳 중 감소폭 순위(지금 22위)</w:t>
             </w:r>
           </w:p>
         </w:tc>
@@ -1832,7 +1848,7 @@
                 <w:b w:val="0"/>
                 <w:sz w:val="19"/>
               </w:rPr>
-              <w:t>+3.5%</w:t>
+              <w:t>27위</w:t>
             </w:r>
           </w:p>
         </w:tc>
@@ -1851,7 +1867,7 @@
                 <w:b w:val="0"/>
                 <w:sz w:val="19"/>
               </w:rPr>
-              <w:t>+6.8%</w:t>
+              <w:t>38위</w:t>
             </w:r>
           </w:p>
         </w:tc>
@@ -1870,85 +1886,7 @@
                 <w:b w:val="0"/>
                 <w:sz w:val="19"/>
               </w:rPr>
-              <w:t>+17.2%</w:t>
-            </w:r>
-          </w:p>
-        </w:tc>
-      </w:tr>
-      <w:tr>
-        <w:tc>
-          <w:tcPr>
-            <w:tcW w:type="dxa" w:w="2948"/>
-          </w:tcPr>
-          <w:p>
-            <w:pPr>
-              <w:spacing w:line="300" w:lineRule="auto"/>
-            </w:pPr>
-            <w:r/>
-            <w:r>
-              <w:rPr>
-                <w:rFonts w:ascii="함초롬바탕" w:hAnsi="함초롬바탕" w:eastAsia="함초롬바탕"/>
-                <w:b w:val="0"/>
-                <w:sz w:val="19"/>
-              </w:rPr>
-              <w:t>전국보다 더 줄어든 폭 중 되찾는 비율</w:t>
-            </w:r>
-          </w:p>
-        </w:tc>
-        <w:tc>
-          <w:tcPr>
-            <w:tcW w:type="dxa" w:w="2268"/>
-          </w:tcPr>
-          <w:p>
-            <w:pPr>
-              <w:spacing w:line="300" w:lineRule="auto"/>
-            </w:pPr>
-            <w:r/>
-            <w:r>
-              <w:rPr>
-                <w:rFonts w:ascii="함초롬바탕" w:hAnsi="함초롬바탕" w:eastAsia="함초롬바탕"/>
-                <w:b w:val="0"/>
-                <w:sz w:val="19"/>
-              </w:rPr>
-              <w:t>20%</w:t>
-            </w:r>
-          </w:p>
-        </w:tc>
-        <w:tc>
-          <w:tcPr>
-            <w:tcW w:type="dxa" w:w="2154"/>
-          </w:tcPr>
-          <w:p>
-            <w:pPr>
-              <w:spacing w:line="300" w:lineRule="auto"/>
-            </w:pPr>
-            <w:r/>
-            <w:r>
-              <w:rPr>
-                <w:rFonts w:ascii="함초롬바탕" w:hAnsi="함초롬바탕" w:eastAsia="함초롬바탕"/>
-                <w:b w:val="0"/>
-                <w:sz w:val="19"/>
-              </w:rPr>
-              <w:t>39%</w:t>
-            </w:r>
-          </w:p>
-        </w:tc>
-        <w:tc>
-          <w:tcPr>
-            <w:tcW w:type="dxa" w:w="2268"/>
-          </w:tcPr>
-          <w:p>
-            <w:pPr>
-              <w:spacing w:line="300" w:lineRule="auto"/>
-            </w:pPr>
-            <w:r/>
-            <w:r>
-              <w:rPr>
-                <w:rFonts w:ascii="함초롬바탕" w:hAnsi="함초롬바탕" w:eastAsia="함초롬바탕"/>
-                <w:b w:val="0"/>
-                <w:sz w:val="19"/>
-              </w:rPr>
-              <w:t>97%</w:t>
+              <w:t>71위</w:t>
             </w:r>
           </w:p>
         </w:tc>
@@ -2120,7 +2058,7 @@
           <w:b w:val="0"/>
           <w:sz w:val="19"/>
         </w:rPr>
-        <w:t>* 효과는 시행 전 예측(2026년 1~8월 자료의 연간 환산, 1만 번 계산의 가운데 값, 할인액·원래 썼을 돈 제외)이며 시행 첫 달 실제 기록으로 다시 계산. 참고자료 zip: 분석보고서(PDF)·데이터 대시보드(엑셀)·전국 진단표·분석 스크립트</w:t>
+        <w:t>* 효과는 시행 전 예측(2026년 1~8월 자료의 연간 환산, 1만 번 계산의 가운데 값, 할인액·원래 썼을 돈 제외)이며 시행 첫 달 실제 기록으로 다시 계산. 순위는 다른 시·군이 그대로일 때. 참고자료 zip: 분석보고서(PDF)·데이터 대시보드(엑셀)·전국 진단표·분석 스크립트</w:t>
       </w:r>
     </w:p>
     <w:sectPr>
